--- a/penulisan bab/02 lampiran/instrumen_wawancara_v3 (isi).docx
+++ b/penulisan bab/02 lampiran/instrumen_wawancara_v3 (isi).docx
@@ -5,6 +5,7 @@
     <w:p>
       <w:pPr>
         <w:pStyle w:val="Heading1"/>
+        <w:spacing w:after="600" w:line="480" w:lineRule="auto"/>
         <w:jc w:val="center"/>
         <w:rPr>
           <w:rFonts w:ascii="Times New Roman" w:hAnsi="Times New Roman" w:cs="Times New Roman"/>
@@ -29,53 +30,35 @@
     </w:p>
     <w:p>
       <w:pPr>
-        <w:spacing w:after="60"/>
+        <w:spacing w:after="120"/>
         <w:jc w:val="center"/>
         <w:rPr>
+          <w:rFonts w:ascii="Times New Roman" w:hAnsi="Times New Roman" w:cs="Times New Roman"/>
+        </w:rPr>
+      </w:pPr>
+      <w:r>
+        <w:rPr>
+          <w:rFonts w:ascii="Times New Roman" w:hAnsi="Times New Roman" w:cs="Times New Roman"/>
           <w:b/>
           <w:bCs/>
-          <w:sz w:val="32"/>
-          <w:szCs w:val="32"/>
-        </w:rPr>
-      </w:pPr>
+        </w:rPr>
+        <w:t>INSTRUMEN WAWANCARA</w:t>
+      </w:r>
     </w:p>
     <w:p>
       <w:pPr>
-        <w:spacing w:after="60"/>
-        <w:jc w:val="center"/>
-        <w:rPr>
-          <w:b/>
-          <w:bCs/>
-          <w:sz w:val="32"/>
-          <w:szCs w:val="32"/>
-        </w:rPr>
-      </w:pPr>
-    </w:p>
-    <w:p>
-      <w:pPr>
-        <w:spacing w:after="60"/>
-        <w:jc w:val="center"/>
-      </w:pPr>
-      <w:r>
-        <w:rPr>
-          <w:b/>
-          <w:bCs/>
-        </w:rPr>
-        <w:t>INSTRUMEN WAWANCARA</w:t>
-      </w:r>
-    </w:p>
-    <w:p>
-      <w:pPr>
         <w:spacing w:after="40"/>
         <w:jc w:val="center"/>
         <w:rPr>
-          <w:sz w:val="22"/>
-          <w:szCs w:val="22"/>
-        </w:rPr>
-      </w:pPr>
-      <w:proofErr w:type="spellStart"/>
-      <w:r>
-        <w:rPr>
+          <w:rFonts w:ascii="Times New Roman" w:hAnsi="Times New Roman" w:cs="Times New Roman"/>
+          <w:sz w:val="22"/>
+          <w:szCs w:val="22"/>
+        </w:rPr>
+      </w:pPr>
+      <w:proofErr w:type="spellStart"/>
+      <w:r>
+        <w:rPr>
+          <w:rFonts w:ascii="Times New Roman" w:hAnsi="Times New Roman" w:cs="Times New Roman"/>
           <w:i/>
           <w:iCs/>
           <w:sz w:val="22"/>
@@ -86,6 +69,7 @@
       <w:proofErr w:type="spellEnd"/>
       <w:r>
         <w:rPr>
+          <w:rFonts w:ascii="Times New Roman" w:hAnsi="Times New Roman" w:cs="Times New Roman"/>
           <w:i/>
           <w:iCs/>
           <w:sz w:val="22"/>
@@ -96,6 +80,7 @@
       <w:proofErr w:type="spellStart"/>
       <w:r>
         <w:rPr>
+          <w:rFonts w:ascii="Times New Roman" w:hAnsi="Times New Roman" w:cs="Times New Roman"/>
           <w:i/>
           <w:iCs/>
           <w:sz w:val="22"/>
@@ -106,6 +91,7 @@
       <w:proofErr w:type="spellEnd"/>
       <w:r>
         <w:rPr>
+          <w:rFonts w:ascii="Times New Roman" w:hAnsi="Times New Roman" w:cs="Times New Roman"/>
           <w:i/>
           <w:iCs/>
           <w:sz w:val="22"/>
@@ -116,6 +102,7 @@
       <w:proofErr w:type="spellStart"/>
       <w:r>
         <w:rPr>
+          <w:rFonts w:ascii="Times New Roman" w:hAnsi="Times New Roman" w:cs="Times New Roman"/>
           <w:i/>
           <w:iCs/>
           <w:sz w:val="22"/>
@@ -126,6 +113,7 @@
       <w:proofErr w:type="spellEnd"/>
       <w:r>
         <w:rPr>
+          <w:rFonts w:ascii="Times New Roman" w:hAnsi="Times New Roman" w:cs="Times New Roman"/>
           <w:i/>
           <w:iCs/>
           <w:sz w:val="22"/>
@@ -136,6 +124,7 @@
       <w:proofErr w:type="spellStart"/>
       <w:r>
         <w:rPr>
+          <w:rFonts w:ascii="Times New Roman" w:hAnsi="Times New Roman" w:cs="Times New Roman"/>
           <w:i/>
           <w:iCs/>
           <w:sz w:val="22"/>
@@ -146,6 +135,7 @@
       <w:proofErr w:type="spellEnd"/>
       <w:r>
         <w:rPr>
+          <w:rFonts w:ascii="Times New Roman" w:hAnsi="Times New Roman" w:cs="Times New Roman"/>
           <w:i/>
           <w:iCs/>
           <w:sz w:val="22"/>
@@ -156,6 +146,7 @@
       <w:proofErr w:type="spellStart"/>
       <w:r>
         <w:rPr>
+          <w:rFonts w:ascii="Times New Roman" w:hAnsi="Times New Roman" w:cs="Times New Roman"/>
           <w:i/>
           <w:iCs/>
           <w:sz w:val="22"/>
@@ -166,6 +157,7 @@
       <w:proofErr w:type="spellEnd"/>
       <w:r>
         <w:rPr>
+          <w:rFonts w:ascii="Times New Roman" w:hAnsi="Times New Roman" w:cs="Times New Roman"/>
           <w:i/>
           <w:iCs/>
           <w:sz w:val="22"/>
@@ -176,6 +168,7 @@
       <w:proofErr w:type="spellStart"/>
       <w:r>
         <w:rPr>
+          <w:rFonts w:ascii="Times New Roman" w:hAnsi="Times New Roman" w:cs="Times New Roman"/>
           <w:i/>
           <w:iCs/>
           <w:sz w:val="22"/>
@@ -186,6 +179,7 @@
       <w:proofErr w:type="spellEnd"/>
       <w:r>
         <w:rPr>
+          <w:rFonts w:ascii="Times New Roman" w:hAnsi="Times New Roman" w:cs="Times New Roman"/>
           <w:i/>
           <w:iCs/>
           <w:sz w:val="22"/>
@@ -201,53 +195,72 @@
         </w:pBdr>
         <w:jc w:val="center"/>
         <w:rPr>
-          <w:sz w:val="22"/>
-          <w:szCs w:val="22"/>
-        </w:rPr>
-      </w:pPr>
-      <w:r>
-        <w:rPr>
+          <w:rFonts w:ascii="Times New Roman" w:hAnsi="Times New Roman" w:cs="Times New Roman"/>
+          <w:sz w:val="22"/>
+          <w:szCs w:val="22"/>
+        </w:rPr>
+      </w:pPr>
+      <w:r>
+        <w:rPr>
+          <w:rFonts w:ascii="Times New Roman" w:hAnsi="Times New Roman" w:cs="Times New Roman"/>
           <w:sz w:val="20"/>
           <w:szCs w:val="20"/>
         </w:rPr>
-        <w:t xml:space="preserve">Madrasah Markaz Al-Ittihad  </w:t>
-      </w:r>
-      <w:proofErr w:type="spellStart"/>
-      <w:r>
-        <w:rPr>
+        <w:t>Madrasah Markaz Al-</w:t>
+      </w:r>
+      <w:proofErr w:type="gramStart"/>
+      <w:r>
+        <w:rPr>
+          <w:rFonts w:ascii="Times New Roman" w:hAnsi="Times New Roman" w:cs="Times New Roman"/>
           <w:sz w:val="20"/>
           <w:szCs w:val="20"/>
         </w:rPr>
-        <w:t>Pameungpeuk</w:t>
-      </w:r>
-      <w:proofErr w:type="spellEnd"/>
-      <w:r>
-        <w:rPr>
+        <w:t xml:space="preserve">Ittihad  </w:t>
+      </w:r>
+      <w:proofErr w:type="spellStart"/>
+      <w:r>
+        <w:rPr>
+          <w:rFonts w:ascii="Times New Roman" w:hAnsi="Times New Roman" w:cs="Times New Roman"/>
           <w:sz w:val="20"/>
           <w:szCs w:val="20"/>
         </w:rPr>
-        <w:t xml:space="preserve">, </w:t>
-      </w:r>
-      <w:proofErr w:type="spellStart"/>
-      <w:r>
-        <w:rPr>
+        <w:t>Pameungpeuk</w:t>
+      </w:r>
+      <w:proofErr w:type="spellEnd"/>
+      <w:proofErr w:type="gramEnd"/>
+      <w:r>
+        <w:rPr>
+          <w:rFonts w:ascii="Times New Roman" w:hAnsi="Times New Roman" w:cs="Times New Roman"/>
           <w:sz w:val="20"/>
           <w:szCs w:val="20"/>
         </w:rPr>
-        <w:t>Kab</w:t>
-      </w:r>
-      <w:proofErr w:type="spellEnd"/>
-      <w:r>
-        <w:rPr>
+        <w:t xml:space="preserve">, </w:t>
+      </w:r>
+      <w:proofErr w:type="spellStart"/>
+      <w:r>
+        <w:rPr>
+          <w:rFonts w:ascii="Times New Roman" w:hAnsi="Times New Roman" w:cs="Times New Roman"/>
           <w:sz w:val="20"/>
           <w:szCs w:val="20"/>
         </w:rPr>
+        <w:t>Kab</w:t>
+      </w:r>
+      <w:proofErr w:type="spellEnd"/>
+      <w:r>
+        <w:rPr>
+          <w:rFonts w:ascii="Times New Roman" w:hAnsi="Times New Roman" w:cs="Times New Roman"/>
+          <w:sz w:val="20"/>
+          <w:szCs w:val="20"/>
+        </w:rPr>
         <w:t>. Bandung</w:t>
       </w:r>
     </w:p>
     <w:p>
       <w:pPr>
         <w:spacing w:after="180"/>
+        <w:rPr>
+          <w:rFonts w:ascii="Times New Roman" w:hAnsi="Times New Roman" w:cs="Times New Roman"/>
+        </w:rPr>
       </w:pPr>
     </w:p>
     <w:p>
@@ -256,9 +269,13 @@
           <w:bottom w:val="single" w:sz="4" w:space="1" w:color="000000"/>
         </w:pBdr>
         <w:spacing w:after="100"/>
-      </w:pPr>
-      <w:r>
-        <w:rPr>
+        <w:rPr>
+          <w:rFonts w:ascii="Times New Roman" w:hAnsi="Times New Roman" w:cs="Times New Roman"/>
+        </w:rPr>
+      </w:pPr>
+      <w:r>
+        <w:rPr>
+          <w:rFonts w:ascii="Times New Roman" w:hAnsi="Times New Roman" w:cs="Times New Roman"/>
           <w:b/>
           <w:bCs/>
         </w:rPr>
@@ -268,6 +285,9 @@
     <w:p>
       <w:pPr>
         <w:spacing w:after="60"/>
+        <w:rPr>
+          <w:rFonts w:ascii="Times New Roman" w:hAnsi="Times New Roman" w:cs="Times New Roman"/>
+        </w:rPr>
       </w:pPr>
     </w:p>
     <w:tbl>
@@ -306,8 +326,14 @@
             </w:tcMar>
           </w:tcPr>
           <w:p>
+            <w:pPr>
+              <w:rPr>
+                <w:rFonts w:ascii="Times New Roman" w:hAnsi="Times New Roman" w:cs="Times New Roman"/>
+              </w:rPr>
+            </w:pPr>
             <w:r>
               <w:rPr>
+                <w:rFonts w:ascii="Times New Roman" w:hAnsi="Times New Roman" w:cs="Times New Roman"/>
                 <w:sz w:val="22"/>
                 <w:szCs w:val="22"/>
               </w:rPr>
@@ -316,6 +342,7 @@
             <w:proofErr w:type="spellStart"/>
             <w:r>
               <w:rPr>
+                <w:rFonts w:ascii="Times New Roman" w:hAnsi="Times New Roman" w:cs="Times New Roman"/>
                 <w:sz w:val="22"/>
                 <w:szCs w:val="22"/>
               </w:rPr>
@@ -339,9 +366,13 @@
               <w:pBdr>
                 <w:bottom w:val="single" w:sz="2" w:space="1" w:color="000000"/>
               </w:pBdr>
+              <w:rPr>
+                <w:rFonts w:ascii="Times New Roman" w:hAnsi="Times New Roman" w:cs="Times New Roman"/>
+              </w:rPr>
             </w:pPr>
             <w:r>
               <w:rPr>
+                <w:rFonts w:ascii="Times New Roman" w:hAnsi="Times New Roman" w:cs="Times New Roman"/>
                 <w:sz w:val="22"/>
                 <w:szCs w:val="22"/>
               </w:rPr>
@@ -349,6 +380,7 @@
             </w:r>
             <w:r>
               <w:rPr>
+                <w:rFonts w:ascii="Times New Roman" w:hAnsi="Times New Roman" w:cs="Times New Roman"/>
                 <w:sz w:val="22"/>
                 <w:szCs w:val="22"/>
               </w:rPr>
@@ -357,6 +389,7 @@
             <w:proofErr w:type="spellStart"/>
             <w:r>
               <w:rPr>
+                <w:rFonts w:ascii="Times New Roman" w:hAnsi="Times New Roman" w:cs="Times New Roman"/>
                 <w:sz w:val="22"/>
                 <w:szCs w:val="22"/>
               </w:rPr>
@@ -365,6 +398,7 @@
             <w:proofErr w:type="spellEnd"/>
             <w:r>
               <w:rPr>
+                <w:rFonts w:ascii="Times New Roman" w:hAnsi="Times New Roman" w:cs="Times New Roman"/>
                 <w:sz w:val="22"/>
                 <w:szCs w:val="22"/>
               </w:rPr>
@@ -377,6 +411,9 @@
     <w:p>
       <w:pPr>
         <w:spacing w:after="60"/>
+        <w:rPr>
+          <w:rFonts w:ascii="Times New Roman" w:hAnsi="Times New Roman" w:cs="Times New Roman"/>
+        </w:rPr>
       </w:pPr>
     </w:p>
     <w:tbl>
@@ -415,8 +452,14 @@
             </w:tcMar>
           </w:tcPr>
           <w:p>
+            <w:pPr>
+              <w:rPr>
+                <w:rFonts w:ascii="Times New Roman" w:hAnsi="Times New Roman" w:cs="Times New Roman"/>
+              </w:rPr>
+            </w:pPr>
             <w:r>
               <w:rPr>
+                <w:rFonts w:ascii="Times New Roman" w:hAnsi="Times New Roman" w:cs="Times New Roman"/>
                 <w:sz w:val="22"/>
                 <w:szCs w:val="22"/>
               </w:rPr>
@@ -425,6 +468,7 @@
             <w:proofErr w:type="spellStart"/>
             <w:r>
               <w:rPr>
+                <w:rFonts w:ascii="Times New Roman" w:hAnsi="Times New Roman" w:cs="Times New Roman"/>
                 <w:sz w:val="22"/>
                 <w:szCs w:val="22"/>
               </w:rPr>
@@ -433,6 +477,7 @@
             <w:proofErr w:type="spellEnd"/>
             <w:r>
               <w:rPr>
+                <w:rFonts w:ascii="Times New Roman" w:hAnsi="Times New Roman" w:cs="Times New Roman"/>
                 <w:sz w:val="22"/>
                 <w:szCs w:val="22"/>
               </w:rPr>
@@ -455,9 +500,13 @@
               <w:pBdr>
                 <w:bottom w:val="single" w:sz="2" w:space="1" w:color="000000"/>
               </w:pBdr>
+              <w:rPr>
+                <w:rFonts w:ascii="Times New Roman" w:hAnsi="Times New Roman" w:cs="Times New Roman"/>
+              </w:rPr>
             </w:pPr>
             <w:r>
               <w:rPr>
+                <w:rFonts w:ascii="Times New Roman" w:hAnsi="Times New Roman" w:cs="Times New Roman"/>
                 <w:sz w:val="22"/>
                 <w:szCs w:val="22"/>
               </w:rPr>
@@ -465,6 +514,7 @@
             </w:r>
             <w:r>
               <w:rPr>
+                <w:rFonts w:ascii="Times New Roman" w:hAnsi="Times New Roman" w:cs="Times New Roman"/>
                 <w:sz w:val="22"/>
                 <w:szCs w:val="22"/>
               </w:rPr>
@@ -473,6 +523,7 @@
             <w:proofErr w:type="spellStart"/>
             <w:r>
               <w:rPr>
+                <w:rFonts w:ascii="Times New Roman" w:hAnsi="Times New Roman" w:cs="Times New Roman"/>
                 <w:sz w:val="22"/>
                 <w:szCs w:val="22"/>
               </w:rPr>
@@ -486,6 +537,9 @@
     <w:p>
       <w:pPr>
         <w:spacing w:after="60"/>
+        <w:rPr>
+          <w:rFonts w:ascii="Times New Roman" w:hAnsi="Times New Roman" w:cs="Times New Roman"/>
+        </w:rPr>
       </w:pPr>
     </w:p>
     <w:tbl>
@@ -524,9 +578,15 @@
             </w:tcMar>
           </w:tcPr>
           <w:p>
+            <w:pPr>
+              <w:rPr>
+                <w:rFonts w:ascii="Times New Roman" w:hAnsi="Times New Roman" w:cs="Times New Roman"/>
+              </w:rPr>
+            </w:pPr>
             <w:proofErr w:type="spellStart"/>
             <w:r>
               <w:rPr>
+                <w:rFonts w:ascii="Times New Roman" w:hAnsi="Times New Roman" w:cs="Times New Roman"/>
                 <w:sz w:val="22"/>
                 <w:szCs w:val="22"/>
               </w:rPr>
@@ -535,6 +595,7 @@
             <w:proofErr w:type="spellEnd"/>
             <w:r>
               <w:rPr>
+                <w:rFonts w:ascii="Times New Roman" w:hAnsi="Times New Roman" w:cs="Times New Roman"/>
                 <w:sz w:val="22"/>
                 <w:szCs w:val="22"/>
               </w:rPr>
@@ -543,6 +604,7 @@
             <w:proofErr w:type="spellStart"/>
             <w:r>
               <w:rPr>
+                <w:rFonts w:ascii="Times New Roman" w:hAnsi="Times New Roman" w:cs="Times New Roman"/>
                 <w:sz w:val="22"/>
                 <w:szCs w:val="22"/>
               </w:rPr>
@@ -551,6 +613,7 @@
             <w:proofErr w:type="spellEnd"/>
             <w:r>
               <w:rPr>
+                <w:rFonts w:ascii="Times New Roman" w:hAnsi="Times New Roman" w:cs="Times New Roman"/>
                 <w:sz w:val="22"/>
                 <w:szCs w:val="22"/>
               </w:rPr>
@@ -559,6 +622,7 @@
             <w:proofErr w:type="spellStart"/>
             <w:r>
               <w:rPr>
+                <w:rFonts w:ascii="Times New Roman" w:hAnsi="Times New Roman" w:cs="Times New Roman"/>
                 <w:sz w:val="22"/>
                 <w:szCs w:val="22"/>
               </w:rPr>
@@ -582,9 +646,13 @@
               <w:pBdr>
                 <w:bottom w:val="single" w:sz="2" w:space="1" w:color="000000"/>
               </w:pBdr>
+              <w:rPr>
+                <w:rFonts w:ascii="Times New Roman" w:hAnsi="Times New Roman" w:cs="Times New Roman"/>
+              </w:rPr>
             </w:pPr>
             <w:r>
               <w:rPr>
+                <w:rFonts w:ascii="Times New Roman" w:hAnsi="Times New Roman" w:cs="Times New Roman"/>
                 <w:sz w:val="22"/>
                 <w:szCs w:val="22"/>
               </w:rPr>
@@ -592,6 +660,7 @@
             </w:r>
             <w:r>
               <w:rPr>
+                <w:rFonts w:ascii="Times New Roman" w:hAnsi="Times New Roman" w:cs="Times New Roman"/>
                 <w:sz w:val="22"/>
                 <w:szCs w:val="22"/>
               </w:rPr>
@@ -604,6 +673,9 @@
     <w:p>
       <w:pPr>
         <w:spacing w:after="60"/>
+        <w:rPr>
+          <w:rFonts w:ascii="Times New Roman" w:hAnsi="Times New Roman" w:cs="Times New Roman"/>
+        </w:rPr>
       </w:pPr>
     </w:p>
     <w:tbl>
@@ -642,9 +714,15 @@
             </w:tcMar>
           </w:tcPr>
           <w:p>
+            <w:pPr>
+              <w:rPr>
+                <w:rFonts w:ascii="Times New Roman" w:hAnsi="Times New Roman" w:cs="Times New Roman"/>
+              </w:rPr>
+            </w:pPr>
             <w:proofErr w:type="spellStart"/>
             <w:r>
               <w:rPr>
+                <w:rFonts w:ascii="Times New Roman" w:hAnsi="Times New Roman" w:cs="Times New Roman"/>
                 <w:sz w:val="22"/>
                 <w:szCs w:val="22"/>
               </w:rPr>
@@ -653,6 +731,7 @@
             <w:proofErr w:type="spellEnd"/>
             <w:r>
               <w:rPr>
+                <w:rFonts w:ascii="Times New Roman" w:hAnsi="Times New Roman" w:cs="Times New Roman"/>
                 <w:sz w:val="22"/>
                 <w:szCs w:val="22"/>
               </w:rPr>
@@ -661,6 +740,7 @@
             <w:proofErr w:type="spellStart"/>
             <w:r>
               <w:rPr>
+                <w:rFonts w:ascii="Times New Roman" w:hAnsi="Times New Roman" w:cs="Times New Roman"/>
                 <w:sz w:val="22"/>
                 <w:szCs w:val="22"/>
               </w:rPr>
@@ -684,9 +764,13 @@
               <w:pBdr>
                 <w:bottom w:val="single" w:sz="2" w:space="1" w:color="000000"/>
               </w:pBdr>
+              <w:rPr>
+                <w:rFonts w:ascii="Times New Roman" w:hAnsi="Times New Roman" w:cs="Times New Roman"/>
+              </w:rPr>
             </w:pPr>
             <w:r>
               <w:rPr>
+                <w:rFonts w:ascii="Times New Roman" w:hAnsi="Times New Roman" w:cs="Times New Roman"/>
                 <w:sz w:val="22"/>
                 <w:szCs w:val="22"/>
               </w:rPr>
@@ -694,6 +778,7 @@
             </w:r>
             <w:r>
               <w:rPr>
+                <w:rFonts w:ascii="Times New Roman" w:hAnsi="Times New Roman" w:cs="Times New Roman"/>
                 <w:sz w:val="22"/>
                 <w:szCs w:val="22"/>
               </w:rPr>
@@ -701,6 +786,7 @@
             </w:r>
             <w:r>
               <w:rPr>
+                <w:rFonts w:ascii="Times New Roman" w:hAnsi="Times New Roman" w:cs="Times New Roman"/>
                 <w:sz w:val="22"/>
                 <w:szCs w:val="22"/>
               </w:rPr>
@@ -708,6 +794,7 @@
             </w:r>
             <w:r>
               <w:rPr>
+                <w:rFonts w:ascii="Times New Roman" w:hAnsi="Times New Roman" w:cs="Times New Roman"/>
                 <w:sz w:val="22"/>
                 <w:szCs w:val="22"/>
               </w:rPr>
@@ -716,6 +803,7 @@
             <w:proofErr w:type="spellStart"/>
             <w:r>
               <w:rPr>
+                <w:rFonts w:ascii="Times New Roman" w:hAnsi="Times New Roman" w:cs="Times New Roman"/>
                 <w:sz w:val="22"/>
                 <w:szCs w:val="22"/>
               </w:rPr>
@@ -724,6 +812,7 @@
             <w:proofErr w:type="spellEnd"/>
             <w:r>
               <w:rPr>
+                <w:rFonts w:ascii="Times New Roman" w:hAnsi="Times New Roman" w:cs="Times New Roman"/>
                 <w:sz w:val="22"/>
                 <w:szCs w:val="22"/>
               </w:rPr>
@@ -736,6 +825,17 @@
     <w:p>
       <w:pPr>
         <w:spacing w:after="220"/>
+        <w:rPr>
+          <w:rFonts w:ascii="Times New Roman" w:hAnsi="Times New Roman" w:cs="Times New Roman"/>
+        </w:rPr>
+      </w:pPr>
+    </w:p>
+    <w:p>
+      <w:pPr>
+        <w:spacing w:after="220"/>
+        <w:rPr>
+          <w:rFonts w:ascii="Times New Roman" w:hAnsi="Times New Roman" w:cs="Times New Roman"/>
+        </w:rPr>
       </w:pPr>
     </w:p>
     <w:p>
@@ -744,9 +844,13 @@
           <w:bottom w:val="single" w:sz="4" w:space="1" w:color="000000"/>
         </w:pBdr>
         <w:spacing w:after="140"/>
-      </w:pPr>
-      <w:r>
-        <w:rPr>
+        <w:rPr>
+          <w:rFonts w:ascii="Times New Roman" w:hAnsi="Times New Roman" w:cs="Times New Roman"/>
+        </w:rPr>
+      </w:pPr>
+      <w:r>
+        <w:rPr>
+          <w:rFonts w:ascii="Times New Roman" w:hAnsi="Times New Roman" w:cs="Times New Roman"/>
           <w:b/>
           <w:bCs/>
         </w:rPr>
@@ -756,14 +860,21 @@
     <w:p>
       <w:pPr>
         <w:spacing w:after="60"/>
+        <w:rPr>
+          <w:rFonts w:ascii="Times New Roman" w:hAnsi="Times New Roman" w:cs="Times New Roman"/>
+        </w:rPr>
       </w:pPr>
     </w:p>
     <w:p>
       <w:pPr>
         <w:spacing w:after="40"/>
-      </w:pPr>
-      <w:r>
-        <w:rPr>
+        <w:rPr>
+          <w:rFonts w:ascii="Times New Roman" w:hAnsi="Times New Roman" w:cs="Times New Roman"/>
+        </w:rPr>
+      </w:pPr>
+      <w:r>
+        <w:rPr>
+          <w:rFonts w:ascii="Times New Roman" w:hAnsi="Times New Roman" w:cs="Times New Roman"/>
           <w:b/>
           <w:bCs/>
           <w:sz w:val="22"/>
@@ -774,6 +885,7 @@
       <w:proofErr w:type="spellStart"/>
       <w:r>
         <w:rPr>
+          <w:rFonts w:ascii="Times New Roman" w:hAnsi="Times New Roman" w:cs="Times New Roman"/>
           <w:sz w:val="22"/>
           <w:szCs w:val="22"/>
         </w:rPr>
@@ -782,14 +894,16 @@
       <w:proofErr w:type="spellEnd"/>
       <w:r>
         <w:rPr>
-          <w:sz w:val="22"/>
-          <w:szCs w:val="22"/>
-        </w:rPr>
-        <w:t xml:space="preserve"> </w:t>
-      </w:r>
-      <w:proofErr w:type="spellStart"/>
-      <w:r>
-        <w:rPr>
+          <w:rFonts w:ascii="Times New Roman" w:hAnsi="Times New Roman" w:cs="Times New Roman"/>
+          <w:sz w:val="22"/>
+          <w:szCs w:val="22"/>
+        </w:rPr>
+        <w:t xml:space="preserve"> </w:t>
+      </w:r>
+      <w:proofErr w:type="spellStart"/>
+      <w:r>
+        <w:rPr>
+          <w:rFonts w:ascii="Times New Roman" w:hAnsi="Times New Roman" w:cs="Times New Roman"/>
           <w:sz w:val="22"/>
           <w:szCs w:val="22"/>
         </w:rPr>
@@ -798,14 +912,16 @@
       <w:proofErr w:type="spellEnd"/>
       <w:r>
         <w:rPr>
-          <w:sz w:val="22"/>
-          <w:szCs w:val="22"/>
-        </w:rPr>
-        <w:t xml:space="preserve"> </w:t>
-      </w:r>
-      <w:proofErr w:type="spellStart"/>
-      <w:r>
-        <w:rPr>
+          <w:rFonts w:ascii="Times New Roman" w:hAnsi="Times New Roman" w:cs="Times New Roman"/>
+          <w:sz w:val="22"/>
+          <w:szCs w:val="22"/>
+        </w:rPr>
+        <w:t xml:space="preserve"> </w:t>
+      </w:r>
+      <w:proofErr w:type="spellStart"/>
+      <w:r>
+        <w:rPr>
+          <w:rFonts w:ascii="Times New Roman" w:hAnsi="Times New Roman" w:cs="Times New Roman"/>
           <w:sz w:val="22"/>
           <w:szCs w:val="22"/>
         </w:rPr>
@@ -814,6 +930,7 @@
       <w:proofErr w:type="spellEnd"/>
       <w:r>
         <w:rPr>
+          <w:rFonts w:ascii="Times New Roman" w:hAnsi="Times New Roman" w:cs="Times New Roman"/>
           <w:sz w:val="22"/>
           <w:szCs w:val="22"/>
         </w:rPr>
@@ -822,6 +939,7 @@
       <w:proofErr w:type="spellStart"/>
       <w:r>
         <w:rPr>
+          <w:rFonts w:ascii="Times New Roman" w:hAnsi="Times New Roman" w:cs="Times New Roman"/>
           <w:sz w:val="22"/>
           <w:szCs w:val="22"/>
         </w:rPr>
@@ -830,6 +948,7 @@
       <w:proofErr w:type="spellEnd"/>
       <w:r>
         <w:rPr>
+          <w:rFonts w:ascii="Times New Roman" w:hAnsi="Times New Roman" w:cs="Times New Roman"/>
           <w:sz w:val="22"/>
           <w:szCs w:val="22"/>
         </w:rPr>
@@ -838,6 +957,7 @@
       <w:proofErr w:type="spellStart"/>
       <w:r>
         <w:rPr>
+          <w:rFonts w:ascii="Times New Roman" w:hAnsi="Times New Roman" w:cs="Times New Roman"/>
           <w:sz w:val="22"/>
           <w:szCs w:val="22"/>
         </w:rPr>
@@ -846,14 +966,16 @@
       <w:proofErr w:type="spellEnd"/>
       <w:r>
         <w:rPr>
-          <w:sz w:val="22"/>
-          <w:szCs w:val="22"/>
-        </w:rPr>
-        <w:t xml:space="preserve"> </w:t>
-      </w:r>
-      <w:proofErr w:type="spellStart"/>
-      <w:r>
-        <w:rPr>
+          <w:rFonts w:ascii="Times New Roman" w:hAnsi="Times New Roman" w:cs="Times New Roman"/>
+          <w:sz w:val="22"/>
+          <w:szCs w:val="22"/>
+        </w:rPr>
+        <w:t xml:space="preserve"> </w:t>
+      </w:r>
+      <w:proofErr w:type="spellStart"/>
+      <w:r>
+        <w:rPr>
+          <w:rFonts w:ascii="Times New Roman" w:hAnsi="Times New Roman" w:cs="Times New Roman"/>
           <w:sz w:val="22"/>
           <w:szCs w:val="22"/>
         </w:rPr>
@@ -862,6 +984,7 @@
       <w:proofErr w:type="spellEnd"/>
       <w:r>
         <w:rPr>
+          <w:rFonts w:ascii="Times New Roman" w:hAnsi="Times New Roman" w:cs="Times New Roman"/>
           <w:sz w:val="22"/>
           <w:szCs w:val="22"/>
         </w:rPr>
@@ -870,6 +993,7 @@
       <w:proofErr w:type="spellStart"/>
       <w:r>
         <w:rPr>
+          <w:rFonts w:ascii="Times New Roman" w:hAnsi="Times New Roman" w:cs="Times New Roman"/>
           <w:sz w:val="22"/>
           <w:szCs w:val="22"/>
         </w:rPr>
@@ -878,6 +1002,7 @@
       <w:proofErr w:type="spellEnd"/>
       <w:r>
         <w:rPr>
+          <w:rFonts w:ascii="Times New Roman" w:hAnsi="Times New Roman" w:cs="Times New Roman"/>
           <w:sz w:val="22"/>
           <w:szCs w:val="22"/>
         </w:rPr>
@@ -886,6 +1011,7 @@
       <w:proofErr w:type="spellStart"/>
       <w:r>
         <w:rPr>
+          <w:rFonts w:ascii="Times New Roman" w:hAnsi="Times New Roman" w:cs="Times New Roman"/>
           <w:sz w:val="22"/>
           <w:szCs w:val="22"/>
         </w:rPr>
@@ -894,14 +1020,16 @@
       <w:proofErr w:type="spellEnd"/>
       <w:r>
         <w:rPr>
-          <w:sz w:val="22"/>
-          <w:szCs w:val="22"/>
-        </w:rPr>
-        <w:t xml:space="preserve"> </w:t>
-      </w:r>
-      <w:proofErr w:type="spellStart"/>
-      <w:r>
-        <w:rPr>
+          <w:rFonts w:ascii="Times New Roman" w:hAnsi="Times New Roman" w:cs="Times New Roman"/>
+          <w:sz w:val="22"/>
+          <w:szCs w:val="22"/>
+        </w:rPr>
+        <w:t xml:space="preserve"> </w:t>
+      </w:r>
+      <w:proofErr w:type="spellStart"/>
+      <w:r>
+        <w:rPr>
+          <w:rFonts w:ascii="Times New Roman" w:hAnsi="Times New Roman" w:cs="Times New Roman"/>
           <w:sz w:val="22"/>
           <w:szCs w:val="22"/>
         </w:rPr>
@@ -910,14 +1038,16 @@
       <w:proofErr w:type="spellEnd"/>
       <w:r>
         <w:rPr>
-          <w:sz w:val="22"/>
-          <w:szCs w:val="22"/>
-        </w:rPr>
-        <w:t xml:space="preserve"> </w:t>
-      </w:r>
-      <w:proofErr w:type="spellStart"/>
-      <w:r>
-        <w:rPr>
+          <w:rFonts w:ascii="Times New Roman" w:hAnsi="Times New Roman" w:cs="Times New Roman"/>
+          <w:sz w:val="22"/>
+          <w:szCs w:val="22"/>
+        </w:rPr>
+        <w:t xml:space="preserve"> </w:t>
+      </w:r>
+      <w:proofErr w:type="spellStart"/>
+      <w:r>
+        <w:rPr>
+          <w:rFonts w:ascii="Times New Roman" w:hAnsi="Times New Roman" w:cs="Times New Roman"/>
           <w:sz w:val="22"/>
           <w:szCs w:val="22"/>
         </w:rPr>
@@ -926,14 +1056,16 @@
       <w:proofErr w:type="spellEnd"/>
       <w:r>
         <w:rPr>
-          <w:sz w:val="22"/>
-          <w:szCs w:val="22"/>
-        </w:rPr>
-        <w:t xml:space="preserve"> </w:t>
-      </w:r>
-      <w:proofErr w:type="spellStart"/>
-      <w:r>
-        <w:rPr>
+          <w:rFonts w:ascii="Times New Roman" w:hAnsi="Times New Roman" w:cs="Times New Roman"/>
+          <w:sz w:val="22"/>
+          <w:szCs w:val="22"/>
+        </w:rPr>
+        <w:t xml:space="preserve"> </w:t>
+      </w:r>
+      <w:proofErr w:type="spellStart"/>
+      <w:r>
+        <w:rPr>
+          <w:rFonts w:ascii="Times New Roman" w:hAnsi="Times New Roman" w:cs="Times New Roman"/>
           <w:sz w:val="22"/>
           <w:szCs w:val="22"/>
         </w:rPr>
@@ -942,14 +1074,16 @@
       <w:proofErr w:type="spellEnd"/>
       <w:r>
         <w:rPr>
-          <w:sz w:val="22"/>
-          <w:szCs w:val="22"/>
-        </w:rPr>
-        <w:t xml:space="preserve"> </w:t>
-      </w:r>
-      <w:proofErr w:type="spellStart"/>
-      <w:r>
-        <w:rPr>
+          <w:rFonts w:ascii="Times New Roman" w:hAnsi="Times New Roman" w:cs="Times New Roman"/>
+          <w:sz w:val="22"/>
+          <w:szCs w:val="22"/>
+        </w:rPr>
+        <w:t xml:space="preserve"> </w:t>
+      </w:r>
+      <w:proofErr w:type="spellStart"/>
+      <w:r>
+        <w:rPr>
+          <w:rFonts w:ascii="Times New Roman" w:hAnsi="Times New Roman" w:cs="Times New Roman"/>
           <w:sz w:val="22"/>
           <w:szCs w:val="22"/>
         </w:rPr>
@@ -958,6 +1092,7 @@
       <w:proofErr w:type="spellEnd"/>
       <w:r>
         <w:rPr>
+          <w:rFonts w:ascii="Times New Roman" w:hAnsi="Times New Roman" w:cs="Times New Roman"/>
           <w:sz w:val="22"/>
           <w:szCs w:val="22"/>
         </w:rPr>
@@ -970,9 +1105,13 @@
           <w:bottom w:val="single" w:sz="2" w:space="1" w:color="000000"/>
         </w:pBdr>
         <w:spacing w:after="120"/>
-      </w:pPr>
-      <w:r>
-        <w:rPr>
+        <w:rPr>
+          <w:rFonts w:ascii="Times New Roman" w:hAnsi="Times New Roman" w:cs="Times New Roman"/>
+        </w:rPr>
+      </w:pPr>
+      <w:r>
+        <w:rPr>
+          <w:rFonts w:ascii="Times New Roman" w:hAnsi="Times New Roman" w:cs="Times New Roman"/>
           <w:sz w:val="22"/>
           <w:szCs w:val="22"/>
         </w:rPr>
@@ -985,9 +1124,13 @@
           <w:bottom w:val="single" w:sz="2" w:space="1" w:color="000000"/>
         </w:pBdr>
         <w:spacing w:after="120"/>
-      </w:pPr>
-      <w:r>
-        <w:rPr>
+        <w:rPr>
+          <w:rFonts w:ascii="Times New Roman" w:hAnsi="Times New Roman" w:cs="Times New Roman"/>
+        </w:rPr>
+      </w:pPr>
+      <w:r>
+        <w:rPr>
+          <w:rFonts w:ascii="Times New Roman" w:hAnsi="Times New Roman" w:cs="Times New Roman"/>
           <w:sz w:val="22"/>
           <w:szCs w:val="22"/>
         </w:rPr>
@@ -996,6 +1139,7 @@
       <w:proofErr w:type="spellStart"/>
       <w:r>
         <w:rPr>
+          <w:rFonts w:ascii="Times New Roman" w:hAnsi="Times New Roman" w:cs="Times New Roman"/>
           <w:sz w:val="22"/>
           <w:szCs w:val="22"/>
         </w:rPr>
@@ -1004,14 +1148,16 @@
       <w:proofErr w:type="spellEnd"/>
       <w:r>
         <w:rPr>
-          <w:sz w:val="22"/>
-          <w:szCs w:val="22"/>
-        </w:rPr>
-        <w:t xml:space="preserve"> </w:t>
-      </w:r>
-      <w:proofErr w:type="spellStart"/>
-      <w:r>
-        <w:rPr>
+          <w:rFonts w:ascii="Times New Roman" w:hAnsi="Times New Roman" w:cs="Times New Roman"/>
+          <w:sz w:val="22"/>
+          <w:szCs w:val="22"/>
+        </w:rPr>
+        <w:t xml:space="preserve"> </w:t>
+      </w:r>
+      <w:proofErr w:type="spellStart"/>
+      <w:r>
+        <w:rPr>
+          <w:rFonts w:ascii="Times New Roman" w:hAnsi="Times New Roman" w:cs="Times New Roman"/>
           <w:sz w:val="22"/>
           <w:szCs w:val="22"/>
         </w:rPr>
@@ -1020,14 +1166,16 @@
       <w:proofErr w:type="spellEnd"/>
       <w:r>
         <w:rPr>
-          <w:sz w:val="22"/>
-          <w:szCs w:val="22"/>
-        </w:rPr>
-        <w:t xml:space="preserve"> </w:t>
-      </w:r>
-      <w:proofErr w:type="spellStart"/>
-      <w:r>
-        <w:rPr>
+          <w:rFonts w:ascii="Times New Roman" w:hAnsi="Times New Roman" w:cs="Times New Roman"/>
+          <w:sz w:val="22"/>
+          <w:szCs w:val="22"/>
+        </w:rPr>
+        <w:t xml:space="preserve"> </w:t>
+      </w:r>
+      <w:proofErr w:type="spellStart"/>
+      <w:r>
+        <w:rPr>
+          <w:rFonts w:ascii="Times New Roman" w:hAnsi="Times New Roman" w:cs="Times New Roman"/>
           <w:sz w:val="22"/>
           <w:szCs w:val="22"/>
         </w:rPr>
@@ -1036,14 +1184,16 @@
       <w:proofErr w:type="spellEnd"/>
       <w:r>
         <w:rPr>
-          <w:sz w:val="22"/>
-          <w:szCs w:val="22"/>
-        </w:rPr>
-        <w:t xml:space="preserve"> </w:t>
-      </w:r>
-      <w:proofErr w:type="spellStart"/>
-      <w:r>
-        <w:rPr>
+          <w:rFonts w:ascii="Times New Roman" w:hAnsi="Times New Roman" w:cs="Times New Roman"/>
+          <w:sz w:val="22"/>
+          <w:szCs w:val="22"/>
+        </w:rPr>
+        <w:t xml:space="preserve"> </w:t>
+      </w:r>
+      <w:proofErr w:type="spellStart"/>
+      <w:r>
+        <w:rPr>
+          <w:rFonts w:ascii="Times New Roman" w:hAnsi="Times New Roman" w:cs="Times New Roman"/>
           <w:sz w:val="22"/>
           <w:szCs w:val="22"/>
         </w:rPr>
@@ -1054,14 +1204,21 @@
     <w:p>
       <w:pPr>
         <w:spacing w:after="80"/>
+        <w:rPr>
+          <w:rFonts w:ascii="Times New Roman" w:hAnsi="Times New Roman" w:cs="Times New Roman"/>
+        </w:rPr>
       </w:pPr>
     </w:p>
     <w:p>
       <w:pPr>
         <w:spacing w:after="40"/>
-      </w:pPr>
-      <w:r>
-        <w:rPr>
+        <w:rPr>
+          <w:rFonts w:ascii="Times New Roman" w:hAnsi="Times New Roman" w:cs="Times New Roman"/>
+        </w:rPr>
+      </w:pPr>
+      <w:r>
+        <w:rPr>
+          <w:rFonts w:ascii="Times New Roman" w:hAnsi="Times New Roman" w:cs="Times New Roman"/>
           <w:b/>
           <w:bCs/>
           <w:sz w:val="22"/>
@@ -1072,6 +1229,7 @@
       <w:proofErr w:type="spellStart"/>
       <w:r>
         <w:rPr>
+          <w:rFonts w:ascii="Times New Roman" w:hAnsi="Times New Roman" w:cs="Times New Roman"/>
           <w:sz w:val="22"/>
           <w:szCs w:val="22"/>
         </w:rPr>
@@ -1080,14 +1238,16 @@
       <w:proofErr w:type="spellEnd"/>
       <w:r>
         <w:rPr>
-          <w:sz w:val="22"/>
-          <w:szCs w:val="22"/>
-        </w:rPr>
-        <w:t xml:space="preserve"> </w:t>
-      </w:r>
-      <w:proofErr w:type="spellStart"/>
-      <w:r>
-        <w:rPr>
+          <w:rFonts w:ascii="Times New Roman" w:hAnsi="Times New Roman" w:cs="Times New Roman"/>
+          <w:sz w:val="22"/>
+          <w:szCs w:val="22"/>
+        </w:rPr>
+        <w:t xml:space="preserve"> </w:t>
+      </w:r>
+      <w:proofErr w:type="spellStart"/>
+      <w:r>
+        <w:rPr>
+          <w:rFonts w:ascii="Times New Roman" w:hAnsi="Times New Roman" w:cs="Times New Roman"/>
           <w:sz w:val="22"/>
           <w:szCs w:val="22"/>
         </w:rPr>
@@ -1096,6 +1256,7 @@
       <w:proofErr w:type="spellEnd"/>
       <w:r>
         <w:rPr>
+          <w:rFonts w:ascii="Times New Roman" w:hAnsi="Times New Roman" w:cs="Times New Roman"/>
           <w:sz w:val="22"/>
           <w:szCs w:val="22"/>
         </w:rPr>
@@ -1104,6 +1265,7 @@
       <w:proofErr w:type="spellStart"/>
       <w:r>
         <w:rPr>
+          <w:rFonts w:ascii="Times New Roman" w:hAnsi="Times New Roman" w:cs="Times New Roman"/>
           <w:sz w:val="22"/>
           <w:szCs w:val="22"/>
         </w:rPr>
@@ -1112,14 +1274,16 @@
       <w:proofErr w:type="spellEnd"/>
       <w:r>
         <w:rPr>
-          <w:sz w:val="22"/>
-          <w:szCs w:val="22"/>
-        </w:rPr>
-        <w:t xml:space="preserve"> </w:t>
-      </w:r>
-      <w:proofErr w:type="spellStart"/>
-      <w:r>
-        <w:rPr>
+          <w:rFonts w:ascii="Times New Roman" w:hAnsi="Times New Roman" w:cs="Times New Roman"/>
+          <w:sz w:val="22"/>
+          <w:szCs w:val="22"/>
+        </w:rPr>
+        <w:t xml:space="preserve"> </w:t>
+      </w:r>
+      <w:proofErr w:type="spellStart"/>
+      <w:r>
+        <w:rPr>
+          <w:rFonts w:ascii="Times New Roman" w:hAnsi="Times New Roman" w:cs="Times New Roman"/>
           <w:sz w:val="22"/>
           <w:szCs w:val="22"/>
         </w:rPr>
@@ -1128,6 +1292,7 @@
       <w:proofErr w:type="spellEnd"/>
       <w:r>
         <w:rPr>
+          <w:rFonts w:ascii="Times New Roman" w:hAnsi="Times New Roman" w:cs="Times New Roman"/>
           <w:sz w:val="22"/>
           <w:szCs w:val="22"/>
         </w:rPr>
@@ -1136,6 +1301,7 @@
       <w:proofErr w:type="spellStart"/>
       <w:r>
         <w:rPr>
+          <w:rFonts w:ascii="Times New Roman" w:hAnsi="Times New Roman" w:cs="Times New Roman"/>
           <w:sz w:val="22"/>
           <w:szCs w:val="22"/>
         </w:rPr>
@@ -1144,14 +1310,16 @@
       <w:proofErr w:type="spellEnd"/>
       <w:r>
         <w:rPr>
-          <w:sz w:val="22"/>
-          <w:szCs w:val="22"/>
-        </w:rPr>
-        <w:t xml:space="preserve"> </w:t>
-      </w:r>
-      <w:proofErr w:type="spellStart"/>
-      <w:r>
-        <w:rPr>
+          <w:rFonts w:ascii="Times New Roman" w:hAnsi="Times New Roman" w:cs="Times New Roman"/>
+          <w:sz w:val="22"/>
+          <w:szCs w:val="22"/>
+        </w:rPr>
+        <w:t xml:space="preserve"> </w:t>
+      </w:r>
+      <w:proofErr w:type="spellStart"/>
+      <w:r>
+        <w:rPr>
+          <w:rFonts w:ascii="Times New Roman" w:hAnsi="Times New Roman" w:cs="Times New Roman"/>
           <w:sz w:val="22"/>
           <w:szCs w:val="22"/>
         </w:rPr>
@@ -1160,14 +1328,16 @@
       <w:proofErr w:type="spellEnd"/>
       <w:r>
         <w:rPr>
-          <w:sz w:val="22"/>
-          <w:szCs w:val="22"/>
-        </w:rPr>
-        <w:t xml:space="preserve"> </w:t>
-      </w:r>
-      <w:proofErr w:type="spellStart"/>
-      <w:r>
-        <w:rPr>
+          <w:rFonts w:ascii="Times New Roman" w:hAnsi="Times New Roman" w:cs="Times New Roman"/>
+          <w:sz w:val="22"/>
+          <w:szCs w:val="22"/>
+        </w:rPr>
+        <w:t xml:space="preserve"> </w:t>
+      </w:r>
+      <w:proofErr w:type="spellStart"/>
+      <w:r>
+        <w:rPr>
+          <w:rFonts w:ascii="Times New Roman" w:hAnsi="Times New Roman" w:cs="Times New Roman"/>
           <w:sz w:val="22"/>
           <w:szCs w:val="22"/>
         </w:rPr>
@@ -1176,6 +1346,7 @@
       <w:proofErr w:type="spellEnd"/>
       <w:r>
         <w:rPr>
+          <w:rFonts w:ascii="Times New Roman" w:hAnsi="Times New Roman" w:cs="Times New Roman"/>
           <w:sz w:val="22"/>
           <w:szCs w:val="22"/>
         </w:rPr>
@@ -1184,6 +1355,7 @@
       <w:proofErr w:type="spellStart"/>
       <w:r>
         <w:rPr>
+          <w:rFonts w:ascii="Times New Roman" w:hAnsi="Times New Roman" w:cs="Times New Roman"/>
           <w:sz w:val="22"/>
           <w:szCs w:val="22"/>
         </w:rPr>
@@ -1192,14 +1364,16 @@
       <w:proofErr w:type="spellEnd"/>
       <w:r>
         <w:rPr>
-          <w:sz w:val="22"/>
-          <w:szCs w:val="22"/>
-        </w:rPr>
-        <w:t xml:space="preserve"> </w:t>
-      </w:r>
-      <w:proofErr w:type="spellStart"/>
-      <w:r>
-        <w:rPr>
+          <w:rFonts w:ascii="Times New Roman" w:hAnsi="Times New Roman" w:cs="Times New Roman"/>
+          <w:sz w:val="22"/>
+          <w:szCs w:val="22"/>
+        </w:rPr>
+        <w:t xml:space="preserve"> </w:t>
+      </w:r>
+      <w:proofErr w:type="spellStart"/>
+      <w:r>
+        <w:rPr>
+          <w:rFonts w:ascii="Times New Roman" w:hAnsi="Times New Roman" w:cs="Times New Roman"/>
           <w:sz w:val="22"/>
           <w:szCs w:val="22"/>
         </w:rPr>
@@ -1208,14 +1382,16 @@
       <w:proofErr w:type="spellEnd"/>
       <w:r>
         <w:rPr>
-          <w:sz w:val="22"/>
-          <w:szCs w:val="22"/>
-        </w:rPr>
-        <w:t xml:space="preserve"> </w:t>
-      </w:r>
-      <w:proofErr w:type="spellStart"/>
-      <w:r>
-        <w:rPr>
+          <w:rFonts w:ascii="Times New Roman" w:hAnsi="Times New Roman" w:cs="Times New Roman"/>
+          <w:sz w:val="22"/>
+          <w:szCs w:val="22"/>
+        </w:rPr>
+        <w:t xml:space="preserve"> </w:t>
+      </w:r>
+      <w:proofErr w:type="spellStart"/>
+      <w:r>
+        <w:rPr>
+          <w:rFonts w:ascii="Times New Roman" w:hAnsi="Times New Roman" w:cs="Times New Roman"/>
           <w:sz w:val="22"/>
           <w:szCs w:val="22"/>
         </w:rPr>
@@ -1224,6 +1400,7 @@
       <w:proofErr w:type="spellEnd"/>
       <w:r>
         <w:rPr>
+          <w:rFonts w:ascii="Times New Roman" w:hAnsi="Times New Roman" w:cs="Times New Roman"/>
           <w:sz w:val="22"/>
           <w:szCs w:val="22"/>
         </w:rPr>
@@ -1232,6 +1409,7 @@
       <w:proofErr w:type="spellStart"/>
       <w:r>
         <w:rPr>
+          <w:rFonts w:ascii="Times New Roman" w:hAnsi="Times New Roman" w:cs="Times New Roman"/>
           <w:sz w:val="22"/>
           <w:szCs w:val="22"/>
         </w:rPr>
@@ -1240,6 +1418,7 @@
       <w:proofErr w:type="spellEnd"/>
       <w:r>
         <w:rPr>
+          <w:rFonts w:ascii="Times New Roman" w:hAnsi="Times New Roman" w:cs="Times New Roman"/>
           <w:sz w:val="22"/>
           <w:szCs w:val="22"/>
         </w:rPr>
@@ -1248,6 +1427,7 @@
       <w:proofErr w:type="spellStart"/>
       <w:r>
         <w:rPr>
+          <w:rFonts w:ascii="Times New Roman" w:hAnsi="Times New Roman" w:cs="Times New Roman"/>
           <w:sz w:val="22"/>
           <w:szCs w:val="22"/>
         </w:rPr>
@@ -1256,14 +1436,16 @@
       <w:proofErr w:type="spellEnd"/>
       <w:r>
         <w:rPr>
-          <w:sz w:val="22"/>
-          <w:szCs w:val="22"/>
-        </w:rPr>
-        <w:t xml:space="preserve"> </w:t>
-      </w:r>
-      <w:proofErr w:type="spellStart"/>
-      <w:r>
-        <w:rPr>
+          <w:rFonts w:ascii="Times New Roman" w:hAnsi="Times New Roman" w:cs="Times New Roman"/>
+          <w:sz w:val="22"/>
+          <w:szCs w:val="22"/>
+        </w:rPr>
+        <w:t xml:space="preserve"> </w:t>
+      </w:r>
+      <w:proofErr w:type="spellStart"/>
+      <w:r>
+        <w:rPr>
+          <w:rFonts w:ascii="Times New Roman" w:hAnsi="Times New Roman" w:cs="Times New Roman"/>
           <w:sz w:val="22"/>
           <w:szCs w:val="22"/>
         </w:rPr>
@@ -1272,14 +1454,16 @@
       <w:proofErr w:type="spellEnd"/>
       <w:r>
         <w:rPr>
-          <w:sz w:val="22"/>
-          <w:szCs w:val="22"/>
-        </w:rPr>
-        <w:t xml:space="preserve"> </w:t>
-      </w:r>
-      <w:proofErr w:type="spellStart"/>
-      <w:r>
-        <w:rPr>
+          <w:rFonts w:ascii="Times New Roman" w:hAnsi="Times New Roman" w:cs="Times New Roman"/>
+          <w:sz w:val="22"/>
+          <w:szCs w:val="22"/>
+        </w:rPr>
+        <w:t xml:space="preserve"> </w:t>
+      </w:r>
+      <w:proofErr w:type="spellStart"/>
+      <w:r>
+        <w:rPr>
+          <w:rFonts w:ascii="Times New Roman" w:hAnsi="Times New Roman" w:cs="Times New Roman"/>
           <w:sz w:val="22"/>
           <w:szCs w:val="22"/>
         </w:rPr>
@@ -1288,6 +1472,7 @@
       <w:proofErr w:type="spellEnd"/>
       <w:r>
         <w:rPr>
+          <w:rFonts w:ascii="Times New Roman" w:hAnsi="Times New Roman" w:cs="Times New Roman"/>
           <w:sz w:val="22"/>
           <w:szCs w:val="22"/>
         </w:rPr>
@@ -1300,9 +1485,13 @@
           <w:bottom w:val="single" w:sz="2" w:space="1" w:color="000000"/>
         </w:pBdr>
         <w:spacing w:after="120"/>
-      </w:pPr>
-      <w:r>
-        <w:rPr>
+        <w:rPr>
+          <w:rFonts w:ascii="Times New Roman" w:hAnsi="Times New Roman" w:cs="Times New Roman"/>
+        </w:rPr>
+      </w:pPr>
+      <w:r>
+        <w:rPr>
+          <w:rFonts w:ascii="Times New Roman" w:hAnsi="Times New Roman" w:cs="Times New Roman"/>
           <w:sz w:val="22"/>
           <w:szCs w:val="22"/>
         </w:rPr>
@@ -1315,9 +1504,13 @@
           <w:bottom w:val="single" w:sz="2" w:space="1" w:color="000000"/>
         </w:pBdr>
         <w:spacing w:after="120"/>
-      </w:pPr>
-      <w:r>
-        <w:rPr>
+        <w:rPr>
+          <w:rFonts w:ascii="Times New Roman" w:hAnsi="Times New Roman" w:cs="Times New Roman"/>
+        </w:rPr>
+      </w:pPr>
+      <w:r>
+        <w:rPr>
+          <w:rFonts w:ascii="Times New Roman" w:hAnsi="Times New Roman" w:cs="Times New Roman"/>
           <w:sz w:val="22"/>
           <w:szCs w:val="22"/>
         </w:rPr>
@@ -1325,6 +1518,7 @@
       </w:r>
       <w:r>
         <w:rPr>
+          <w:rFonts w:ascii="Times New Roman" w:hAnsi="Times New Roman" w:cs="Times New Roman"/>
           <w:sz w:val="22"/>
           <w:szCs w:val="22"/>
         </w:rPr>
@@ -1333,6 +1527,7 @@
       <w:proofErr w:type="spellStart"/>
       <w:r>
         <w:rPr>
+          <w:rFonts w:ascii="Times New Roman" w:hAnsi="Times New Roman" w:cs="Times New Roman"/>
           <w:sz w:val="22"/>
           <w:szCs w:val="22"/>
         </w:rPr>
@@ -1341,6 +1536,7 @@
       <w:proofErr w:type="spellEnd"/>
       <w:r>
         <w:rPr>
+          <w:rFonts w:ascii="Times New Roman" w:hAnsi="Times New Roman" w:cs="Times New Roman"/>
           <w:sz w:val="22"/>
           <w:szCs w:val="22"/>
         </w:rPr>
@@ -1349,6 +1545,7 @@
       <w:proofErr w:type="spellStart"/>
       <w:r>
         <w:rPr>
+          <w:rFonts w:ascii="Times New Roman" w:hAnsi="Times New Roman" w:cs="Times New Roman"/>
           <w:sz w:val="22"/>
           <w:szCs w:val="22"/>
         </w:rPr>
@@ -1357,14 +1554,16 @@
       <w:proofErr w:type="spellEnd"/>
       <w:r>
         <w:rPr>
-          <w:sz w:val="22"/>
-          <w:szCs w:val="22"/>
-        </w:rPr>
-        <w:t xml:space="preserve"> </w:t>
-      </w:r>
-      <w:proofErr w:type="spellStart"/>
-      <w:r>
-        <w:rPr>
+          <w:rFonts w:ascii="Times New Roman" w:hAnsi="Times New Roman" w:cs="Times New Roman"/>
+          <w:sz w:val="22"/>
+          <w:szCs w:val="22"/>
+        </w:rPr>
+        <w:t xml:space="preserve"> </w:t>
+      </w:r>
+      <w:proofErr w:type="spellStart"/>
+      <w:r>
+        <w:rPr>
+          <w:rFonts w:ascii="Times New Roman" w:hAnsi="Times New Roman" w:cs="Times New Roman"/>
           <w:sz w:val="22"/>
           <w:szCs w:val="22"/>
         </w:rPr>
@@ -1373,14 +1572,16 @@
       <w:proofErr w:type="spellEnd"/>
       <w:r>
         <w:rPr>
-          <w:sz w:val="22"/>
-          <w:szCs w:val="22"/>
-        </w:rPr>
-        <w:t xml:space="preserve"> </w:t>
-      </w:r>
-      <w:proofErr w:type="spellStart"/>
-      <w:r>
-        <w:rPr>
+          <w:rFonts w:ascii="Times New Roman" w:hAnsi="Times New Roman" w:cs="Times New Roman"/>
+          <w:sz w:val="22"/>
+          <w:szCs w:val="22"/>
+        </w:rPr>
+        <w:t xml:space="preserve"> </w:t>
+      </w:r>
+      <w:proofErr w:type="spellStart"/>
+      <w:r>
+        <w:rPr>
+          <w:rFonts w:ascii="Times New Roman" w:hAnsi="Times New Roman" w:cs="Times New Roman"/>
           <w:sz w:val="22"/>
           <w:szCs w:val="22"/>
         </w:rPr>
@@ -1389,6 +1590,7 @@
       <w:proofErr w:type="spellEnd"/>
       <w:r>
         <w:rPr>
+          <w:rFonts w:ascii="Times New Roman" w:hAnsi="Times New Roman" w:cs="Times New Roman"/>
           <w:sz w:val="22"/>
           <w:szCs w:val="22"/>
         </w:rPr>
@@ -1397,6 +1599,7 @@
       <w:proofErr w:type="spellStart"/>
       <w:r>
         <w:rPr>
+          <w:rFonts w:ascii="Times New Roman" w:hAnsi="Times New Roman" w:cs="Times New Roman"/>
           <w:sz w:val="22"/>
           <w:szCs w:val="22"/>
         </w:rPr>
@@ -1407,14 +1610,21 @@
     <w:p>
       <w:pPr>
         <w:spacing w:after="80"/>
+        <w:rPr>
+          <w:rFonts w:ascii="Times New Roman" w:hAnsi="Times New Roman" w:cs="Times New Roman"/>
+        </w:rPr>
       </w:pPr>
     </w:p>
     <w:p>
       <w:pPr>
         <w:spacing w:after="40"/>
-      </w:pPr>
-      <w:r>
-        <w:rPr>
+        <w:rPr>
+          <w:rFonts w:ascii="Times New Roman" w:hAnsi="Times New Roman" w:cs="Times New Roman"/>
+        </w:rPr>
+      </w:pPr>
+      <w:r>
+        <w:rPr>
+          <w:rFonts w:ascii="Times New Roman" w:hAnsi="Times New Roman" w:cs="Times New Roman"/>
           <w:b/>
           <w:bCs/>
           <w:sz w:val="22"/>
@@ -1424,6 +1634,7 @@
       </w:r>
       <w:r>
         <w:rPr>
+          <w:rFonts w:ascii="Times New Roman" w:hAnsi="Times New Roman" w:cs="Times New Roman"/>
           <w:b/>
           <w:bCs/>
           <w:sz w:val="22"/>
@@ -1433,6 +1644,7 @@
       </w:r>
       <w:r>
         <w:rPr>
+          <w:rFonts w:ascii="Times New Roman" w:hAnsi="Times New Roman" w:cs="Times New Roman"/>
           <w:sz w:val="22"/>
           <w:szCs w:val="22"/>
         </w:rPr>
@@ -1441,6 +1653,7 @@
       <w:proofErr w:type="spellStart"/>
       <w:r>
         <w:rPr>
+          <w:rFonts w:ascii="Times New Roman" w:hAnsi="Times New Roman" w:cs="Times New Roman"/>
           <w:sz w:val="22"/>
           <w:szCs w:val="22"/>
         </w:rPr>
@@ -1449,14 +1662,16 @@
       <w:proofErr w:type="spellEnd"/>
       <w:r>
         <w:rPr>
-          <w:sz w:val="22"/>
-          <w:szCs w:val="22"/>
-        </w:rPr>
-        <w:t xml:space="preserve"> </w:t>
-      </w:r>
-      <w:proofErr w:type="spellStart"/>
-      <w:r>
-        <w:rPr>
+          <w:rFonts w:ascii="Times New Roman" w:hAnsi="Times New Roman" w:cs="Times New Roman"/>
+          <w:sz w:val="22"/>
+          <w:szCs w:val="22"/>
+        </w:rPr>
+        <w:t xml:space="preserve"> </w:t>
+      </w:r>
+      <w:proofErr w:type="spellStart"/>
+      <w:r>
+        <w:rPr>
+          <w:rFonts w:ascii="Times New Roman" w:hAnsi="Times New Roman" w:cs="Times New Roman"/>
           <w:sz w:val="22"/>
           <w:szCs w:val="22"/>
         </w:rPr>
@@ -1465,14 +1680,16 @@
       <w:proofErr w:type="spellEnd"/>
       <w:r>
         <w:rPr>
-          <w:sz w:val="22"/>
-          <w:szCs w:val="22"/>
-        </w:rPr>
-        <w:t xml:space="preserve"> </w:t>
-      </w:r>
-      <w:proofErr w:type="spellStart"/>
-      <w:r>
-        <w:rPr>
+          <w:rFonts w:ascii="Times New Roman" w:hAnsi="Times New Roman" w:cs="Times New Roman"/>
+          <w:sz w:val="22"/>
+          <w:szCs w:val="22"/>
+        </w:rPr>
+        <w:t xml:space="preserve"> </w:t>
+      </w:r>
+      <w:proofErr w:type="spellStart"/>
+      <w:r>
+        <w:rPr>
+          <w:rFonts w:ascii="Times New Roman" w:hAnsi="Times New Roman" w:cs="Times New Roman"/>
           <w:sz w:val="22"/>
           <w:szCs w:val="22"/>
         </w:rPr>
@@ -1481,6 +1698,7 @@
       <w:proofErr w:type="spellEnd"/>
       <w:r>
         <w:rPr>
+          <w:rFonts w:ascii="Times New Roman" w:hAnsi="Times New Roman" w:cs="Times New Roman"/>
           <w:sz w:val="22"/>
           <w:szCs w:val="22"/>
         </w:rPr>
@@ -1489,6 +1707,7 @@
       <w:proofErr w:type="spellStart"/>
       <w:r>
         <w:rPr>
+          <w:rFonts w:ascii="Times New Roman" w:hAnsi="Times New Roman" w:cs="Times New Roman"/>
           <w:sz w:val="22"/>
           <w:szCs w:val="22"/>
         </w:rPr>
@@ -1497,6 +1716,7 @@
       <w:proofErr w:type="spellEnd"/>
       <w:r>
         <w:rPr>
+          <w:rFonts w:ascii="Times New Roman" w:hAnsi="Times New Roman" w:cs="Times New Roman"/>
           <w:sz w:val="22"/>
           <w:szCs w:val="22"/>
         </w:rPr>
@@ -1505,6 +1725,7 @@
       <w:proofErr w:type="spellStart"/>
       <w:r>
         <w:rPr>
+          <w:rFonts w:ascii="Times New Roman" w:hAnsi="Times New Roman" w:cs="Times New Roman"/>
           <w:sz w:val="22"/>
           <w:szCs w:val="22"/>
         </w:rPr>
@@ -1513,6 +1734,7 @@
       <w:proofErr w:type="spellEnd"/>
       <w:r>
         <w:rPr>
+          <w:rFonts w:ascii="Times New Roman" w:hAnsi="Times New Roman" w:cs="Times New Roman"/>
           <w:sz w:val="22"/>
           <w:szCs w:val="22"/>
         </w:rPr>
@@ -1521,6 +1743,7 @@
       <w:proofErr w:type="spellStart"/>
       <w:r>
         <w:rPr>
+          <w:rFonts w:ascii="Times New Roman" w:hAnsi="Times New Roman" w:cs="Times New Roman"/>
           <w:sz w:val="22"/>
           <w:szCs w:val="22"/>
         </w:rPr>
@@ -1529,6 +1752,7 @@
       <w:proofErr w:type="spellEnd"/>
       <w:r>
         <w:rPr>
+          <w:rFonts w:ascii="Times New Roman" w:hAnsi="Times New Roman" w:cs="Times New Roman"/>
           <w:sz w:val="22"/>
           <w:szCs w:val="22"/>
         </w:rPr>
@@ -1537,6 +1761,7 @@
       <w:proofErr w:type="spellStart"/>
       <w:r>
         <w:rPr>
+          <w:rFonts w:ascii="Times New Roman" w:hAnsi="Times New Roman" w:cs="Times New Roman"/>
           <w:sz w:val="22"/>
           <w:szCs w:val="22"/>
         </w:rPr>
@@ -1545,14 +1770,16 @@
       <w:proofErr w:type="spellEnd"/>
       <w:r>
         <w:rPr>
-          <w:sz w:val="22"/>
-          <w:szCs w:val="22"/>
-        </w:rPr>
-        <w:t xml:space="preserve"> </w:t>
-      </w:r>
-      <w:proofErr w:type="spellStart"/>
-      <w:r>
-        <w:rPr>
+          <w:rFonts w:ascii="Times New Roman" w:hAnsi="Times New Roman" w:cs="Times New Roman"/>
+          <w:sz w:val="22"/>
+          <w:szCs w:val="22"/>
+        </w:rPr>
+        <w:t xml:space="preserve"> </w:t>
+      </w:r>
+      <w:proofErr w:type="spellStart"/>
+      <w:r>
+        <w:rPr>
+          <w:rFonts w:ascii="Times New Roman" w:hAnsi="Times New Roman" w:cs="Times New Roman"/>
           <w:sz w:val="22"/>
           <w:szCs w:val="22"/>
         </w:rPr>
@@ -1561,6 +1788,7 @@
       <w:proofErr w:type="spellEnd"/>
       <w:r>
         <w:rPr>
+          <w:rFonts w:ascii="Times New Roman" w:hAnsi="Times New Roman" w:cs="Times New Roman"/>
           <w:sz w:val="22"/>
           <w:szCs w:val="22"/>
         </w:rPr>
@@ -1569,6 +1797,7 @@
       <w:proofErr w:type="spellStart"/>
       <w:r>
         <w:rPr>
+          <w:rFonts w:ascii="Times New Roman" w:hAnsi="Times New Roman" w:cs="Times New Roman"/>
           <w:sz w:val="22"/>
           <w:szCs w:val="22"/>
         </w:rPr>
@@ -1577,14 +1806,16 @@
       <w:proofErr w:type="spellEnd"/>
       <w:r>
         <w:rPr>
-          <w:sz w:val="22"/>
-          <w:szCs w:val="22"/>
-        </w:rPr>
-        <w:t xml:space="preserve"> </w:t>
-      </w:r>
-      <w:proofErr w:type="spellStart"/>
-      <w:r>
-        <w:rPr>
+          <w:rFonts w:ascii="Times New Roman" w:hAnsi="Times New Roman" w:cs="Times New Roman"/>
+          <w:sz w:val="22"/>
+          <w:szCs w:val="22"/>
+        </w:rPr>
+        <w:t xml:space="preserve"> </w:t>
+      </w:r>
+      <w:proofErr w:type="spellStart"/>
+      <w:r>
+        <w:rPr>
+          <w:rFonts w:ascii="Times New Roman" w:hAnsi="Times New Roman" w:cs="Times New Roman"/>
           <w:sz w:val="22"/>
           <w:szCs w:val="22"/>
         </w:rPr>
@@ -1593,14 +1824,16 @@
       <w:proofErr w:type="spellEnd"/>
       <w:r>
         <w:rPr>
-          <w:sz w:val="22"/>
-          <w:szCs w:val="22"/>
-        </w:rPr>
-        <w:t xml:space="preserve"> </w:t>
-      </w:r>
-      <w:proofErr w:type="spellStart"/>
-      <w:r>
-        <w:rPr>
+          <w:rFonts w:ascii="Times New Roman" w:hAnsi="Times New Roman" w:cs="Times New Roman"/>
+          <w:sz w:val="22"/>
+          <w:szCs w:val="22"/>
+        </w:rPr>
+        <w:t xml:space="preserve"> </w:t>
+      </w:r>
+      <w:proofErr w:type="spellStart"/>
+      <w:r>
+        <w:rPr>
+          <w:rFonts w:ascii="Times New Roman" w:hAnsi="Times New Roman" w:cs="Times New Roman"/>
           <w:sz w:val="22"/>
           <w:szCs w:val="22"/>
         </w:rPr>
@@ -1609,14 +1842,16 @@
       <w:proofErr w:type="spellEnd"/>
       <w:r>
         <w:rPr>
-          <w:sz w:val="22"/>
-          <w:szCs w:val="22"/>
-        </w:rPr>
-        <w:t xml:space="preserve"> </w:t>
-      </w:r>
-      <w:proofErr w:type="spellStart"/>
-      <w:r>
-        <w:rPr>
+          <w:rFonts w:ascii="Times New Roman" w:hAnsi="Times New Roman" w:cs="Times New Roman"/>
+          <w:sz w:val="22"/>
+          <w:szCs w:val="22"/>
+        </w:rPr>
+        <w:t xml:space="preserve"> </w:t>
+      </w:r>
+      <w:proofErr w:type="spellStart"/>
+      <w:r>
+        <w:rPr>
+          <w:rFonts w:ascii="Times New Roman" w:hAnsi="Times New Roman" w:cs="Times New Roman"/>
           <w:sz w:val="22"/>
           <w:szCs w:val="22"/>
         </w:rPr>
@@ -1625,6 +1860,7 @@
       <w:proofErr w:type="spellEnd"/>
       <w:r>
         <w:rPr>
+          <w:rFonts w:ascii="Times New Roman" w:hAnsi="Times New Roman" w:cs="Times New Roman"/>
           <w:sz w:val="22"/>
           <w:szCs w:val="22"/>
         </w:rPr>
@@ -1637,9 +1873,13 @@
           <w:bottom w:val="single" w:sz="2" w:space="1" w:color="000000"/>
         </w:pBdr>
         <w:spacing w:after="120"/>
-      </w:pPr>
-      <w:r>
-        <w:rPr>
+        <w:rPr>
+          <w:rFonts w:ascii="Times New Roman" w:hAnsi="Times New Roman" w:cs="Times New Roman"/>
+        </w:rPr>
+      </w:pPr>
+      <w:r>
+        <w:rPr>
+          <w:rFonts w:ascii="Times New Roman" w:hAnsi="Times New Roman" w:cs="Times New Roman"/>
           <w:sz w:val="22"/>
           <w:szCs w:val="22"/>
         </w:rPr>
@@ -1652,9 +1892,13 @@
           <w:bottom w:val="single" w:sz="2" w:space="1" w:color="000000"/>
         </w:pBdr>
         <w:spacing w:after="120"/>
-      </w:pPr>
-      <w:r>
-        <w:rPr>
+        <w:rPr>
+          <w:rFonts w:ascii="Times New Roman" w:hAnsi="Times New Roman" w:cs="Times New Roman"/>
+        </w:rPr>
+      </w:pPr>
+      <w:r>
+        <w:rPr>
+          <w:rFonts w:ascii="Times New Roman" w:hAnsi="Times New Roman" w:cs="Times New Roman"/>
           <w:sz w:val="22"/>
           <w:szCs w:val="22"/>
         </w:rPr>
@@ -1663,6 +1907,7 @@
       <w:proofErr w:type="spellStart"/>
       <w:r>
         <w:rPr>
+          <w:rFonts w:ascii="Times New Roman" w:hAnsi="Times New Roman" w:cs="Times New Roman"/>
           <w:sz w:val="22"/>
           <w:szCs w:val="22"/>
         </w:rPr>
@@ -1671,14 +1916,16 @@
       <w:proofErr w:type="spellEnd"/>
       <w:r>
         <w:rPr>
-          <w:sz w:val="22"/>
-          <w:szCs w:val="22"/>
-        </w:rPr>
-        <w:t xml:space="preserve"> </w:t>
-      </w:r>
-      <w:proofErr w:type="spellStart"/>
-      <w:r>
-        <w:rPr>
+          <w:rFonts w:ascii="Times New Roman" w:hAnsi="Times New Roman" w:cs="Times New Roman"/>
+          <w:sz w:val="22"/>
+          <w:szCs w:val="22"/>
+        </w:rPr>
+        <w:t xml:space="preserve"> </w:t>
+      </w:r>
+      <w:proofErr w:type="spellStart"/>
+      <w:r>
+        <w:rPr>
+          <w:rFonts w:ascii="Times New Roman" w:hAnsi="Times New Roman" w:cs="Times New Roman"/>
           <w:sz w:val="22"/>
           <w:szCs w:val="22"/>
         </w:rPr>
@@ -1687,14 +1934,16 @@
       <w:proofErr w:type="spellEnd"/>
       <w:r>
         <w:rPr>
-          <w:sz w:val="22"/>
-          <w:szCs w:val="22"/>
-        </w:rPr>
-        <w:t xml:space="preserve"> </w:t>
-      </w:r>
-      <w:proofErr w:type="spellStart"/>
-      <w:r>
-        <w:rPr>
+          <w:rFonts w:ascii="Times New Roman" w:hAnsi="Times New Roman" w:cs="Times New Roman"/>
+          <w:sz w:val="22"/>
+          <w:szCs w:val="22"/>
+        </w:rPr>
+        <w:t xml:space="preserve"> </w:t>
+      </w:r>
+      <w:proofErr w:type="spellStart"/>
+      <w:r>
+        <w:rPr>
+          <w:rFonts w:ascii="Times New Roman" w:hAnsi="Times New Roman" w:cs="Times New Roman"/>
           <w:sz w:val="22"/>
           <w:szCs w:val="22"/>
         </w:rPr>
@@ -1703,6 +1952,7 @@
       <w:proofErr w:type="spellEnd"/>
       <w:r>
         <w:rPr>
+          <w:rFonts w:ascii="Times New Roman" w:hAnsi="Times New Roman" w:cs="Times New Roman"/>
           <w:sz w:val="22"/>
           <w:szCs w:val="22"/>
         </w:rPr>
@@ -1711,6 +1961,7 @@
       <w:proofErr w:type="spellStart"/>
       <w:r>
         <w:rPr>
+          <w:rFonts w:ascii="Times New Roman" w:hAnsi="Times New Roman" w:cs="Times New Roman"/>
           <w:sz w:val="22"/>
           <w:szCs w:val="22"/>
         </w:rPr>
@@ -1721,14 +1972,21 @@
     <w:p>
       <w:pPr>
         <w:spacing w:after="80"/>
+        <w:rPr>
+          <w:rFonts w:ascii="Times New Roman" w:hAnsi="Times New Roman" w:cs="Times New Roman"/>
+        </w:rPr>
       </w:pPr>
     </w:p>
     <w:p>
       <w:pPr>
         <w:spacing w:after="40"/>
-      </w:pPr>
-      <w:r>
-        <w:rPr>
+        <w:rPr>
+          <w:rFonts w:ascii="Times New Roman" w:hAnsi="Times New Roman" w:cs="Times New Roman"/>
+        </w:rPr>
+      </w:pPr>
+      <w:r>
+        <w:rPr>
+          <w:rFonts w:ascii="Times New Roman" w:hAnsi="Times New Roman" w:cs="Times New Roman"/>
           <w:b/>
           <w:bCs/>
           <w:sz w:val="22"/>
@@ -1738,6 +1996,7 @@
       </w:r>
       <w:r>
         <w:rPr>
+          <w:rFonts w:ascii="Times New Roman" w:hAnsi="Times New Roman" w:cs="Times New Roman"/>
           <w:sz w:val="22"/>
           <w:szCs w:val="22"/>
         </w:rPr>
@@ -1746,6 +2005,7 @@
       <w:proofErr w:type="spellStart"/>
       <w:r>
         <w:rPr>
+          <w:rFonts w:ascii="Times New Roman" w:hAnsi="Times New Roman" w:cs="Times New Roman"/>
           <w:sz w:val="22"/>
           <w:szCs w:val="22"/>
         </w:rPr>
@@ -1754,6 +2014,7 @@
       <w:proofErr w:type="spellEnd"/>
       <w:r>
         <w:rPr>
+          <w:rFonts w:ascii="Times New Roman" w:hAnsi="Times New Roman" w:cs="Times New Roman"/>
           <w:sz w:val="22"/>
           <w:szCs w:val="22"/>
         </w:rPr>
@@ -1762,6 +2023,7 @@
       <w:proofErr w:type="spellStart"/>
       <w:r>
         <w:rPr>
+          <w:rFonts w:ascii="Times New Roman" w:hAnsi="Times New Roman" w:cs="Times New Roman"/>
           <w:sz w:val="22"/>
           <w:szCs w:val="22"/>
         </w:rPr>
@@ -1770,6 +2032,7 @@
       <w:proofErr w:type="spellEnd"/>
       <w:r>
         <w:rPr>
+          <w:rFonts w:ascii="Times New Roman" w:hAnsi="Times New Roman" w:cs="Times New Roman"/>
           <w:sz w:val="22"/>
           <w:szCs w:val="22"/>
         </w:rPr>
@@ -1778,6 +2041,7 @@
       <w:proofErr w:type="spellStart"/>
       <w:r>
         <w:rPr>
+          <w:rFonts w:ascii="Times New Roman" w:hAnsi="Times New Roman" w:cs="Times New Roman"/>
           <w:sz w:val="22"/>
           <w:szCs w:val="22"/>
         </w:rPr>
@@ -1786,14 +2050,16 @@
       <w:proofErr w:type="spellEnd"/>
       <w:r>
         <w:rPr>
-          <w:sz w:val="22"/>
-          <w:szCs w:val="22"/>
-        </w:rPr>
-        <w:t xml:space="preserve"> </w:t>
-      </w:r>
-      <w:proofErr w:type="spellStart"/>
-      <w:r>
-        <w:rPr>
+          <w:rFonts w:ascii="Times New Roman" w:hAnsi="Times New Roman" w:cs="Times New Roman"/>
+          <w:sz w:val="22"/>
+          <w:szCs w:val="22"/>
+        </w:rPr>
+        <w:t xml:space="preserve"> </w:t>
+      </w:r>
+      <w:proofErr w:type="spellStart"/>
+      <w:r>
+        <w:rPr>
+          <w:rFonts w:ascii="Times New Roman" w:hAnsi="Times New Roman" w:cs="Times New Roman"/>
           <w:sz w:val="22"/>
           <w:szCs w:val="22"/>
         </w:rPr>
@@ -1802,14 +2068,16 @@
       <w:proofErr w:type="spellEnd"/>
       <w:r>
         <w:rPr>
-          <w:sz w:val="22"/>
-          <w:szCs w:val="22"/>
-        </w:rPr>
-        <w:t xml:space="preserve"> </w:t>
-      </w:r>
-      <w:proofErr w:type="spellStart"/>
-      <w:r>
-        <w:rPr>
+          <w:rFonts w:ascii="Times New Roman" w:hAnsi="Times New Roman" w:cs="Times New Roman"/>
+          <w:sz w:val="22"/>
+          <w:szCs w:val="22"/>
+        </w:rPr>
+        <w:t xml:space="preserve"> </w:t>
+      </w:r>
+      <w:proofErr w:type="spellStart"/>
+      <w:r>
+        <w:rPr>
+          <w:rFonts w:ascii="Times New Roman" w:hAnsi="Times New Roman" w:cs="Times New Roman"/>
           <w:sz w:val="22"/>
           <w:szCs w:val="22"/>
         </w:rPr>
@@ -1818,14 +2086,16 @@
       <w:proofErr w:type="spellEnd"/>
       <w:r>
         <w:rPr>
-          <w:sz w:val="22"/>
-          <w:szCs w:val="22"/>
-        </w:rPr>
-        <w:t xml:space="preserve"> </w:t>
-      </w:r>
-      <w:proofErr w:type="spellStart"/>
-      <w:r>
-        <w:rPr>
+          <w:rFonts w:ascii="Times New Roman" w:hAnsi="Times New Roman" w:cs="Times New Roman"/>
+          <w:sz w:val="22"/>
+          <w:szCs w:val="22"/>
+        </w:rPr>
+        <w:t xml:space="preserve"> </w:t>
+      </w:r>
+      <w:proofErr w:type="spellStart"/>
+      <w:r>
+        <w:rPr>
+          <w:rFonts w:ascii="Times New Roman" w:hAnsi="Times New Roman" w:cs="Times New Roman"/>
           <w:sz w:val="22"/>
           <w:szCs w:val="22"/>
         </w:rPr>
@@ -1834,14 +2104,16 @@
       <w:proofErr w:type="spellEnd"/>
       <w:r>
         <w:rPr>
-          <w:sz w:val="22"/>
-          <w:szCs w:val="22"/>
-        </w:rPr>
-        <w:t xml:space="preserve"> </w:t>
-      </w:r>
-      <w:proofErr w:type="spellStart"/>
-      <w:r>
-        <w:rPr>
+          <w:rFonts w:ascii="Times New Roman" w:hAnsi="Times New Roman" w:cs="Times New Roman"/>
+          <w:sz w:val="22"/>
+          <w:szCs w:val="22"/>
+        </w:rPr>
+        <w:t xml:space="preserve"> </w:t>
+      </w:r>
+      <w:proofErr w:type="spellStart"/>
+      <w:r>
+        <w:rPr>
+          <w:rFonts w:ascii="Times New Roman" w:hAnsi="Times New Roman" w:cs="Times New Roman"/>
           <w:sz w:val="22"/>
           <w:szCs w:val="22"/>
         </w:rPr>
@@ -1850,6 +2122,7 @@
       <w:proofErr w:type="spellEnd"/>
       <w:r>
         <w:rPr>
+          <w:rFonts w:ascii="Times New Roman" w:hAnsi="Times New Roman" w:cs="Times New Roman"/>
           <w:sz w:val="22"/>
           <w:szCs w:val="22"/>
         </w:rPr>
@@ -1862,9 +2135,13 @@
           <w:bottom w:val="single" w:sz="2" w:space="1" w:color="000000"/>
         </w:pBdr>
         <w:spacing w:after="120"/>
-      </w:pPr>
-      <w:r>
-        <w:rPr>
+        <w:rPr>
+          <w:rFonts w:ascii="Times New Roman" w:hAnsi="Times New Roman" w:cs="Times New Roman"/>
+        </w:rPr>
+      </w:pPr>
+      <w:r>
+        <w:rPr>
+          <w:rFonts w:ascii="Times New Roman" w:hAnsi="Times New Roman" w:cs="Times New Roman"/>
           <w:sz w:val="22"/>
           <w:szCs w:val="22"/>
         </w:rPr>
@@ -1872,6 +2149,7 @@
       </w:r>
       <w:r>
         <w:rPr>
+          <w:rFonts w:ascii="Times New Roman" w:hAnsi="Times New Roman" w:cs="Times New Roman"/>
           <w:sz w:val="22"/>
           <w:szCs w:val="22"/>
         </w:rPr>
@@ -1881,14 +2159,21 @@
     <w:p>
       <w:pPr>
         <w:spacing w:after="80"/>
+        <w:rPr>
+          <w:rFonts w:ascii="Times New Roman" w:hAnsi="Times New Roman" w:cs="Times New Roman"/>
+        </w:rPr>
       </w:pPr>
     </w:p>
     <w:p>
       <w:pPr>
         <w:spacing w:after="40"/>
-      </w:pPr>
-      <w:r>
-        <w:rPr>
+        <w:rPr>
+          <w:rFonts w:ascii="Times New Roman" w:hAnsi="Times New Roman" w:cs="Times New Roman"/>
+        </w:rPr>
+      </w:pPr>
+      <w:r>
+        <w:rPr>
+          <w:rFonts w:ascii="Times New Roman" w:hAnsi="Times New Roman" w:cs="Times New Roman"/>
           <w:b/>
           <w:bCs/>
           <w:sz w:val="22"/>
@@ -1898,6 +2183,7 @@
       </w:r>
       <w:r>
         <w:rPr>
+          <w:rFonts w:ascii="Times New Roman" w:hAnsi="Times New Roman" w:cs="Times New Roman"/>
           <w:b/>
           <w:bCs/>
           <w:sz w:val="22"/>
@@ -1908,6 +2194,7 @@
       <w:proofErr w:type="spellStart"/>
       <w:r>
         <w:rPr>
+          <w:rFonts w:ascii="Times New Roman" w:hAnsi="Times New Roman" w:cs="Times New Roman"/>
           <w:sz w:val="22"/>
           <w:szCs w:val="22"/>
         </w:rPr>
@@ -1916,6 +2203,7 @@
       <w:proofErr w:type="spellEnd"/>
       <w:r>
         <w:rPr>
+          <w:rFonts w:ascii="Times New Roman" w:hAnsi="Times New Roman" w:cs="Times New Roman"/>
           <w:sz w:val="22"/>
           <w:szCs w:val="22"/>
         </w:rPr>
@@ -1924,6 +2212,7 @@
       <w:proofErr w:type="spellStart"/>
       <w:r>
         <w:rPr>
+          <w:rFonts w:ascii="Times New Roman" w:hAnsi="Times New Roman" w:cs="Times New Roman"/>
           <w:sz w:val="22"/>
           <w:szCs w:val="22"/>
         </w:rPr>
@@ -1932,6 +2221,7 @@
       <w:proofErr w:type="spellEnd"/>
       <w:r>
         <w:rPr>
+          <w:rFonts w:ascii="Times New Roman" w:hAnsi="Times New Roman" w:cs="Times New Roman"/>
           <w:sz w:val="22"/>
           <w:szCs w:val="22"/>
         </w:rPr>
@@ -1940,6 +2230,7 @@
       <w:proofErr w:type="spellStart"/>
       <w:r>
         <w:rPr>
+          <w:rFonts w:ascii="Times New Roman" w:hAnsi="Times New Roman" w:cs="Times New Roman"/>
           <w:sz w:val="22"/>
           <w:szCs w:val="22"/>
         </w:rPr>
@@ -1948,6 +2239,7 @@
       <w:proofErr w:type="spellEnd"/>
       <w:r>
         <w:rPr>
+          <w:rFonts w:ascii="Times New Roman" w:hAnsi="Times New Roman" w:cs="Times New Roman"/>
           <w:sz w:val="22"/>
           <w:szCs w:val="22"/>
         </w:rPr>
@@ -1956,6 +2248,7 @@
       <w:proofErr w:type="spellStart"/>
       <w:r>
         <w:rPr>
+          <w:rFonts w:ascii="Times New Roman" w:hAnsi="Times New Roman" w:cs="Times New Roman"/>
           <w:sz w:val="22"/>
           <w:szCs w:val="22"/>
         </w:rPr>
@@ -1964,14 +2257,16 @@
       <w:proofErr w:type="spellEnd"/>
       <w:r>
         <w:rPr>
-          <w:sz w:val="22"/>
-          <w:szCs w:val="22"/>
-        </w:rPr>
-        <w:t xml:space="preserve"> </w:t>
-      </w:r>
-      <w:proofErr w:type="spellStart"/>
-      <w:r>
-        <w:rPr>
+          <w:rFonts w:ascii="Times New Roman" w:hAnsi="Times New Roman" w:cs="Times New Roman"/>
+          <w:sz w:val="22"/>
+          <w:szCs w:val="22"/>
+        </w:rPr>
+        <w:t xml:space="preserve"> </w:t>
+      </w:r>
+      <w:proofErr w:type="spellStart"/>
+      <w:r>
+        <w:rPr>
+          <w:rFonts w:ascii="Times New Roman" w:hAnsi="Times New Roman" w:cs="Times New Roman"/>
           <w:sz w:val="22"/>
           <w:szCs w:val="22"/>
         </w:rPr>
@@ -1980,14 +2275,16 @@
       <w:proofErr w:type="spellEnd"/>
       <w:r>
         <w:rPr>
-          <w:sz w:val="22"/>
-          <w:szCs w:val="22"/>
-        </w:rPr>
-        <w:t xml:space="preserve"> </w:t>
-      </w:r>
-      <w:proofErr w:type="spellStart"/>
-      <w:r>
-        <w:rPr>
+          <w:rFonts w:ascii="Times New Roman" w:hAnsi="Times New Roman" w:cs="Times New Roman"/>
+          <w:sz w:val="22"/>
+          <w:szCs w:val="22"/>
+        </w:rPr>
+        <w:t xml:space="preserve"> </w:t>
+      </w:r>
+      <w:proofErr w:type="spellStart"/>
+      <w:r>
+        <w:rPr>
+          <w:rFonts w:ascii="Times New Roman" w:hAnsi="Times New Roman" w:cs="Times New Roman"/>
           <w:sz w:val="22"/>
           <w:szCs w:val="22"/>
         </w:rPr>
@@ -1996,6 +2293,7 @@
       <w:proofErr w:type="spellEnd"/>
       <w:r>
         <w:rPr>
+          <w:rFonts w:ascii="Times New Roman" w:hAnsi="Times New Roman" w:cs="Times New Roman"/>
           <w:sz w:val="22"/>
           <w:szCs w:val="22"/>
         </w:rPr>
@@ -2008,9 +2306,13 @@
           <w:bottom w:val="single" w:sz="2" w:space="1" w:color="000000"/>
         </w:pBdr>
         <w:spacing w:after="120"/>
-      </w:pPr>
-      <w:r>
-        <w:rPr>
+        <w:rPr>
+          <w:rFonts w:ascii="Times New Roman" w:hAnsi="Times New Roman" w:cs="Times New Roman"/>
+        </w:rPr>
+      </w:pPr>
+      <w:r>
+        <w:rPr>
+          <w:rFonts w:ascii="Times New Roman" w:hAnsi="Times New Roman" w:cs="Times New Roman"/>
           <w:sz w:val="22"/>
           <w:szCs w:val="22"/>
         </w:rPr>
@@ -2023,9 +2325,13 @@
           <w:bottom w:val="single" w:sz="2" w:space="1" w:color="000000"/>
         </w:pBdr>
         <w:spacing w:after="120"/>
-      </w:pPr>
-      <w:r>
-        <w:rPr>
+        <w:rPr>
+          <w:rFonts w:ascii="Times New Roman" w:hAnsi="Times New Roman" w:cs="Times New Roman"/>
+        </w:rPr>
+      </w:pPr>
+      <w:r>
+        <w:rPr>
+          <w:rFonts w:ascii="Times New Roman" w:hAnsi="Times New Roman" w:cs="Times New Roman"/>
           <w:sz w:val="22"/>
           <w:szCs w:val="22"/>
         </w:rPr>
@@ -2033,6 +2339,7 @@
       </w:r>
       <w:r>
         <w:rPr>
+          <w:rFonts w:ascii="Times New Roman" w:hAnsi="Times New Roman" w:cs="Times New Roman"/>
           <w:sz w:val="22"/>
           <w:szCs w:val="22"/>
         </w:rPr>
@@ -2041,6 +2348,7 @@
       <w:proofErr w:type="spellStart"/>
       <w:r>
         <w:rPr>
+          <w:rFonts w:ascii="Times New Roman" w:hAnsi="Times New Roman" w:cs="Times New Roman"/>
           <w:sz w:val="22"/>
           <w:szCs w:val="22"/>
         </w:rPr>
@@ -2049,14 +2357,16 @@
       <w:proofErr w:type="spellEnd"/>
       <w:r>
         <w:rPr>
-          <w:sz w:val="22"/>
-          <w:szCs w:val="22"/>
-        </w:rPr>
-        <w:t xml:space="preserve"> </w:t>
-      </w:r>
-      <w:proofErr w:type="spellStart"/>
-      <w:r>
-        <w:rPr>
+          <w:rFonts w:ascii="Times New Roman" w:hAnsi="Times New Roman" w:cs="Times New Roman"/>
+          <w:sz w:val="22"/>
+          <w:szCs w:val="22"/>
+        </w:rPr>
+        <w:t xml:space="preserve"> </w:t>
+      </w:r>
+      <w:proofErr w:type="spellStart"/>
+      <w:r>
+        <w:rPr>
+          <w:rFonts w:ascii="Times New Roman" w:hAnsi="Times New Roman" w:cs="Times New Roman"/>
           <w:sz w:val="22"/>
           <w:szCs w:val="22"/>
         </w:rPr>
@@ -2065,14 +2375,16 @@
       <w:proofErr w:type="spellEnd"/>
       <w:r>
         <w:rPr>
-          <w:sz w:val="22"/>
-          <w:szCs w:val="22"/>
-        </w:rPr>
-        <w:t xml:space="preserve"> </w:t>
-      </w:r>
-      <w:proofErr w:type="spellStart"/>
-      <w:r>
-        <w:rPr>
+          <w:rFonts w:ascii="Times New Roman" w:hAnsi="Times New Roman" w:cs="Times New Roman"/>
+          <w:sz w:val="22"/>
+          <w:szCs w:val="22"/>
+        </w:rPr>
+        <w:t xml:space="preserve"> </w:t>
+      </w:r>
+      <w:proofErr w:type="spellStart"/>
+      <w:r>
+        <w:rPr>
+          <w:rFonts w:ascii="Times New Roman" w:hAnsi="Times New Roman" w:cs="Times New Roman"/>
           <w:sz w:val="22"/>
           <w:szCs w:val="22"/>
         </w:rPr>
@@ -2081,14 +2393,16 @@
       <w:proofErr w:type="spellEnd"/>
       <w:r>
         <w:rPr>
-          <w:sz w:val="22"/>
-          <w:szCs w:val="22"/>
-        </w:rPr>
-        <w:t xml:space="preserve"> </w:t>
-      </w:r>
-      <w:proofErr w:type="spellStart"/>
-      <w:r>
-        <w:rPr>
+          <w:rFonts w:ascii="Times New Roman" w:hAnsi="Times New Roman" w:cs="Times New Roman"/>
+          <w:sz w:val="22"/>
+          <w:szCs w:val="22"/>
+        </w:rPr>
+        <w:t xml:space="preserve"> </w:t>
+      </w:r>
+      <w:proofErr w:type="spellStart"/>
+      <w:r>
+        <w:rPr>
+          <w:rFonts w:ascii="Times New Roman" w:hAnsi="Times New Roman" w:cs="Times New Roman"/>
           <w:sz w:val="22"/>
           <w:szCs w:val="22"/>
         </w:rPr>
@@ -2097,14 +2411,16 @@
       <w:proofErr w:type="spellEnd"/>
       <w:r>
         <w:rPr>
-          <w:sz w:val="22"/>
-          <w:szCs w:val="22"/>
-        </w:rPr>
-        <w:t xml:space="preserve"> </w:t>
-      </w:r>
-      <w:proofErr w:type="spellStart"/>
-      <w:r>
-        <w:rPr>
+          <w:rFonts w:ascii="Times New Roman" w:hAnsi="Times New Roman" w:cs="Times New Roman"/>
+          <w:sz w:val="22"/>
+          <w:szCs w:val="22"/>
+        </w:rPr>
+        <w:t xml:space="preserve"> </w:t>
+      </w:r>
+      <w:proofErr w:type="spellStart"/>
+      <w:r>
+        <w:rPr>
+          <w:rFonts w:ascii="Times New Roman" w:hAnsi="Times New Roman" w:cs="Times New Roman"/>
           <w:sz w:val="22"/>
           <w:szCs w:val="22"/>
         </w:rPr>
@@ -2115,14 +2431,21 @@
     <w:p>
       <w:pPr>
         <w:spacing w:after="80"/>
+        <w:rPr>
+          <w:rFonts w:ascii="Times New Roman" w:hAnsi="Times New Roman" w:cs="Times New Roman"/>
+        </w:rPr>
       </w:pPr>
     </w:p>
     <w:p>
       <w:pPr>
         <w:spacing w:after="40"/>
-      </w:pPr>
-      <w:r>
-        <w:rPr>
+        <w:rPr>
+          <w:rFonts w:ascii="Times New Roman" w:hAnsi="Times New Roman" w:cs="Times New Roman"/>
+        </w:rPr>
+      </w:pPr>
+      <w:r>
+        <w:rPr>
+          <w:rFonts w:ascii="Times New Roman" w:hAnsi="Times New Roman" w:cs="Times New Roman"/>
           <w:b/>
           <w:bCs/>
           <w:sz w:val="22"/>
@@ -2133,6 +2456,7 @@
       <w:proofErr w:type="spellStart"/>
       <w:r>
         <w:rPr>
+          <w:rFonts w:ascii="Times New Roman" w:hAnsi="Times New Roman" w:cs="Times New Roman"/>
           <w:sz w:val="22"/>
           <w:szCs w:val="22"/>
         </w:rPr>
@@ -2141,14 +2465,16 @@
       <w:proofErr w:type="spellEnd"/>
       <w:r>
         <w:rPr>
-          <w:sz w:val="22"/>
-          <w:szCs w:val="22"/>
-        </w:rPr>
-        <w:t xml:space="preserve"> </w:t>
-      </w:r>
-      <w:proofErr w:type="spellStart"/>
-      <w:r>
-        <w:rPr>
+          <w:rFonts w:ascii="Times New Roman" w:hAnsi="Times New Roman" w:cs="Times New Roman"/>
+          <w:sz w:val="22"/>
+          <w:szCs w:val="22"/>
+        </w:rPr>
+        <w:t xml:space="preserve"> </w:t>
+      </w:r>
+      <w:proofErr w:type="spellStart"/>
+      <w:r>
+        <w:rPr>
+          <w:rFonts w:ascii="Times New Roman" w:hAnsi="Times New Roman" w:cs="Times New Roman"/>
           <w:sz w:val="22"/>
           <w:szCs w:val="22"/>
         </w:rPr>
@@ -2157,6 +2483,7 @@
       <w:proofErr w:type="spellEnd"/>
       <w:r>
         <w:rPr>
+          <w:rFonts w:ascii="Times New Roman" w:hAnsi="Times New Roman" w:cs="Times New Roman"/>
           <w:sz w:val="22"/>
           <w:szCs w:val="22"/>
         </w:rPr>
@@ -2165,6 +2492,7 @@
       <w:proofErr w:type="spellStart"/>
       <w:r>
         <w:rPr>
+          <w:rFonts w:ascii="Times New Roman" w:hAnsi="Times New Roman" w:cs="Times New Roman"/>
           <w:sz w:val="22"/>
           <w:szCs w:val="22"/>
         </w:rPr>
@@ -2173,14 +2501,16 @@
       <w:proofErr w:type="spellEnd"/>
       <w:r>
         <w:rPr>
-          <w:sz w:val="22"/>
-          <w:szCs w:val="22"/>
-        </w:rPr>
-        <w:t xml:space="preserve"> </w:t>
-      </w:r>
-      <w:proofErr w:type="spellStart"/>
-      <w:r>
-        <w:rPr>
+          <w:rFonts w:ascii="Times New Roman" w:hAnsi="Times New Roman" w:cs="Times New Roman"/>
+          <w:sz w:val="22"/>
+          <w:szCs w:val="22"/>
+        </w:rPr>
+        <w:t xml:space="preserve"> </w:t>
+      </w:r>
+      <w:proofErr w:type="spellStart"/>
+      <w:r>
+        <w:rPr>
+          <w:rFonts w:ascii="Times New Roman" w:hAnsi="Times New Roman" w:cs="Times New Roman"/>
           <w:sz w:val="22"/>
           <w:szCs w:val="22"/>
         </w:rPr>
@@ -2189,14 +2519,16 @@
       <w:proofErr w:type="spellEnd"/>
       <w:r>
         <w:rPr>
-          <w:sz w:val="22"/>
-          <w:szCs w:val="22"/>
-        </w:rPr>
-        <w:t xml:space="preserve"> </w:t>
-      </w:r>
-      <w:proofErr w:type="spellStart"/>
-      <w:r>
-        <w:rPr>
+          <w:rFonts w:ascii="Times New Roman" w:hAnsi="Times New Roman" w:cs="Times New Roman"/>
+          <w:sz w:val="22"/>
+          <w:szCs w:val="22"/>
+        </w:rPr>
+        <w:t xml:space="preserve"> </w:t>
+      </w:r>
+      <w:proofErr w:type="spellStart"/>
+      <w:r>
+        <w:rPr>
+          <w:rFonts w:ascii="Times New Roman" w:hAnsi="Times New Roman" w:cs="Times New Roman"/>
           <w:sz w:val="22"/>
           <w:szCs w:val="22"/>
         </w:rPr>
@@ -2205,14 +2537,16 @@
       <w:proofErr w:type="spellEnd"/>
       <w:r>
         <w:rPr>
-          <w:sz w:val="22"/>
-          <w:szCs w:val="22"/>
-        </w:rPr>
-        <w:t xml:space="preserve"> </w:t>
-      </w:r>
-      <w:proofErr w:type="spellStart"/>
-      <w:r>
-        <w:rPr>
+          <w:rFonts w:ascii="Times New Roman" w:hAnsi="Times New Roman" w:cs="Times New Roman"/>
+          <w:sz w:val="22"/>
+          <w:szCs w:val="22"/>
+        </w:rPr>
+        <w:t xml:space="preserve"> </w:t>
+      </w:r>
+      <w:proofErr w:type="spellStart"/>
+      <w:r>
+        <w:rPr>
+          <w:rFonts w:ascii="Times New Roman" w:hAnsi="Times New Roman" w:cs="Times New Roman"/>
           <w:sz w:val="22"/>
           <w:szCs w:val="22"/>
         </w:rPr>
@@ -2221,14 +2555,16 @@
       <w:proofErr w:type="spellEnd"/>
       <w:r>
         <w:rPr>
-          <w:sz w:val="22"/>
-          <w:szCs w:val="22"/>
-        </w:rPr>
-        <w:t xml:space="preserve"> </w:t>
-      </w:r>
-      <w:proofErr w:type="spellStart"/>
-      <w:r>
-        <w:rPr>
+          <w:rFonts w:ascii="Times New Roman" w:hAnsi="Times New Roman" w:cs="Times New Roman"/>
+          <w:sz w:val="22"/>
+          <w:szCs w:val="22"/>
+        </w:rPr>
+        <w:t xml:space="preserve"> </w:t>
+      </w:r>
+      <w:proofErr w:type="spellStart"/>
+      <w:r>
+        <w:rPr>
+          <w:rFonts w:ascii="Times New Roman" w:hAnsi="Times New Roman" w:cs="Times New Roman"/>
           <w:sz w:val="22"/>
           <w:szCs w:val="22"/>
         </w:rPr>
@@ -2237,14 +2573,16 @@
       <w:proofErr w:type="spellEnd"/>
       <w:r>
         <w:rPr>
-          <w:sz w:val="22"/>
-          <w:szCs w:val="22"/>
-        </w:rPr>
-        <w:t xml:space="preserve"> </w:t>
-      </w:r>
-      <w:proofErr w:type="spellStart"/>
-      <w:r>
-        <w:rPr>
+          <w:rFonts w:ascii="Times New Roman" w:hAnsi="Times New Roman" w:cs="Times New Roman"/>
+          <w:sz w:val="22"/>
+          <w:szCs w:val="22"/>
+        </w:rPr>
+        <w:t xml:space="preserve"> </w:t>
+      </w:r>
+      <w:proofErr w:type="spellStart"/>
+      <w:r>
+        <w:rPr>
+          <w:rFonts w:ascii="Times New Roman" w:hAnsi="Times New Roman" w:cs="Times New Roman"/>
           <w:sz w:val="22"/>
           <w:szCs w:val="22"/>
         </w:rPr>
@@ -2253,14 +2591,16 @@
       <w:proofErr w:type="spellEnd"/>
       <w:r>
         <w:rPr>
-          <w:sz w:val="22"/>
-          <w:szCs w:val="22"/>
-        </w:rPr>
-        <w:t xml:space="preserve"> </w:t>
-      </w:r>
-      <w:proofErr w:type="spellStart"/>
-      <w:r>
-        <w:rPr>
+          <w:rFonts w:ascii="Times New Roman" w:hAnsi="Times New Roman" w:cs="Times New Roman"/>
+          <w:sz w:val="22"/>
+          <w:szCs w:val="22"/>
+        </w:rPr>
+        <w:t xml:space="preserve"> </w:t>
+      </w:r>
+      <w:proofErr w:type="spellStart"/>
+      <w:r>
+        <w:rPr>
+          <w:rFonts w:ascii="Times New Roman" w:hAnsi="Times New Roman" w:cs="Times New Roman"/>
           <w:sz w:val="22"/>
           <w:szCs w:val="22"/>
         </w:rPr>
@@ -2269,6 +2609,7 @@
       <w:proofErr w:type="spellEnd"/>
       <w:r>
         <w:rPr>
+          <w:rFonts w:ascii="Times New Roman" w:hAnsi="Times New Roman" w:cs="Times New Roman"/>
           <w:sz w:val="22"/>
           <w:szCs w:val="22"/>
         </w:rPr>
@@ -2277,6 +2618,7 @@
       <w:proofErr w:type="spellStart"/>
       <w:r>
         <w:rPr>
+          <w:rFonts w:ascii="Times New Roman" w:hAnsi="Times New Roman" w:cs="Times New Roman"/>
           <w:sz w:val="22"/>
           <w:szCs w:val="22"/>
         </w:rPr>
@@ -2285,6 +2627,7 @@
       <w:proofErr w:type="spellEnd"/>
       <w:r>
         <w:rPr>
+          <w:rFonts w:ascii="Times New Roman" w:hAnsi="Times New Roman" w:cs="Times New Roman"/>
           <w:sz w:val="22"/>
           <w:szCs w:val="22"/>
         </w:rPr>
@@ -2293,6 +2636,7 @@
       <w:proofErr w:type="spellStart"/>
       <w:r>
         <w:rPr>
+          <w:rFonts w:ascii="Times New Roman" w:hAnsi="Times New Roman" w:cs="Times New Roman"/>
           <w:sz w:val="22"/>
           <w:szCs w:val="22"/>
         </w:rPr>
@@ -2301,14 +2645,16 @@
       <w:proofErr w:type="spellEnd"/>
       <w:r>
         <w:rPr>
-          <w:sz w:val="22"/>
-          <w:szCs w:val="22"/>
-        </w:rPr>
-        <w:t xml:space="preserve"> </w:t>
-      </w:r>
-      <w:proofErr w:type="spellStart"/>
-      <w:r>
-        <w:rPr>
+          <w:rFonts w:ascii="Times New Roman" w:hAnsi="Times New Roman" w:cs="Times New Roman"/>
+          <w:sz w:val="22"/>
+          <w:szCs w:val="22"/>
+        </w:rPr>
+        <w:t xml:space="preserve"> </w:t>
+      </w:r>
+      <w:proofErr w:type="spellStart"/>
+      <w:r>
+        <w:rPr>
+          <w:rFonts w:ascii="Times New Roman" w:hAnsi="Times New Roman" w:cs="Times New Roman"/>
           <w:sz w:val="22"/>
           <w:szCs w:val="22"/>
         </w:rPr>
@@ -2317,14 +2663,16 @@
       <w:proofErr w:type="spellEnd"/>
       <w:r>
         <w:rPr>
-          <w:sz w:val="22"/>
-          <w:szCs w:val="22"/>
-        </w:rPr>
-        <w:t xml:space="preserve"> </w:t>
-      </w:r>
-      <w:proofErr w:type="spellStart"/>
-      <w:r>
-        <w:rPr>
+          <w:rFonts w:ascii="Times New Roman" w:hAnsi="Times New Roman" w:cs="Times New Roman"/>
+          <w:sz w:val="22"/>
+          <w:szCs w:val="22"/>
+        </w:rPr>
+        <w:t xml:space="preserve"> </w:t>
+      </w:r>
+      <w:proofErr w:type="spellStart"/>
+      <w:r>
+        <w:rPr>
+          <w:rFonts w:ascii="Times New Roman" w:hAnsi="Times New Roman" w:cs="Times New Roman"/>
           <w:sz w:val="22"/>
           <w:szCs w:val="22"/>
         </w:rPr>
@@ -2333,6 +2681,7 @@
       <w:proofErr w:type="spellEnd"/>
       <w:r>
         <w:rPr>
+          <w:rFonts w:ascii="Times New Roman" w:hAnsi="Times New Roman" w:cs="Times New Roman"/>
           <w:sz w:val="22"/>
           <w:szCs w:val="22"/>
         </w:rPr>
@@ -2341,6 +2690,7 @@
       <w:proofErr w:type="spellStart"/>
       <w:r>
         <w:rPr>
+          <w:rFonts w:ascii="Times New Roman" w:hAnsi="Times New Roman" w:cs="Times New Roman"/>
           <w:sz w:val="22"/>
           <w:szCs w:val="22"/>
         </w:rPr>
@@ -2349,14 +2699,16 @@
       <w:proofErr w:type="spellEnd"/>
       <w:r>
         <w:rPr>
-          <w:sz w:val="22"/>
-          <w:szCs w:val="22"/>
-        </w:rPr>
-        <w:t xml:space="preserve"> </w:t>
-      </w:r>
-      <w:proofErr w:type="spellStart"/>
-      <w:r>
-        <w:rPr>
+          <w:rFonts w:ascii="Times New Roman" w:hAnsi="Times New Roman" w:cs="Times New Roman"/>
+          <w:sz w:val="22"/>
+          <w:szCs w:val="22"/>
+        </w:rPr>
+        <w:t xml:space="preserve"> </w:t>
+      </w:r>
+      <w:proofErr w:type="spellStart"/>
+      <w:r>
+        <w:rPr>
+          <w:rFonts w:ascii="Times New Roman" w:hAnsi="Times New Roman" w:cs="Times New Roman"/>
           <w:sz w:val="22"/>
           <w:szCs w:val="22"/>
         </w:rPr>
@@ -2365,6 +2717,7 @@
       <w:proofErr w:type="spellEnd"/>
       <w:r>
         <w:rPr>
+          <w:rFonts w:ascii="Times New Roman" w:hAnsi="Times New Roman" w:cs="Times New Roman"/>
           <w:sz w:val="22"/>
           <w:szCs w:val="22"/>
         </w:rPr>
@@ -2377,9 +2730,13 @@
           <w:bottom w:val="single" w:sz="2" w:space="1" w:color="000000"/>
         </w:pBdr>
         <w:spacing w:after="120"/>
-      </w:pPr>
-      <w:r>
-        <w:rPr>
+        <w:rPr>
+          <w:rFonts w:ascii="Times New Roman" w:hAnsi="Times New Roman" w:cs="Times New Roman"/>
+        </w:rPr>
+      </w:pPr>
+      <w:r>
+        <w:rPr>
+          <w:rFonts w:ascii="Times New Roman" w:hAnsi="Times New Roman" w:cs="Times New Roman"/>
           <w:sz w:val="22"/>
           <w:szCs w:val="22"/>
         </w:rPr>
@@ -2392,9 +2749,13 @@
           <w:bottom w:val="single" w:sz="2" w:space="1" w:color="000000"/>
         </w:pBdr>
         <w:spacing w:after="120"/>
-      </w:pPr>
-      <w:r>
-        <w:rPr>
+        <w:rPr>
+          <w:rFonts w:ascii="Times New Roman" w:hAnsi="Times New Roman" w:cs="Times New Roman"/>
+        </w:rPr>
+      </w:pPr>
+      <w:r>
+        <w:rPr>
+          <w:rFonts w:ascii="Times New Roman" w:hAnsi="Times New Roman" w:cs="Times New Roman"/>
           <w:sz w:val="22"/>
           <w:szCs w:val="22"/>
         </w:rPr>
@@ -2402,6 +2763,7 @@
       </w:r>
       <w:r>
         <w:rPr>
+          <w:rFonts w:ascii="Times New Roman" w:hAnsi="Times New Roman" w:cs="Times New Roman"/>
           <w:sz w:val="22"/>
           <w:szCs w:val="22"/>
         </w:rPr>
@@ -2410,6 +2772,7 @@
       <w:proofErr w:type="spellStart"/>
       <w:r>
         <w:rPr>
+          <w:rFonts w:ascii="Times New Roman" w:hAnsi="Times New Roman" w:cs="Times New Roman"/>
           <w:sz w:val="22"/>
           <w:szCs w:val="22"/>
         </w:rPr>
@@ -2418,14 +2781,16 @@
       <w:proofErr w:type="spellEnd"/>
       <w:r>
         <w:rPr>
-          <w:sz w:val="22"/>
-          <w:szCs w:val="22"/>
-        </w:rPr>
-        <w:t xml:space="preserve"> </w:t>
-      </w:r>
-      <w:proofErr w:type="spellStart"/>
-      <w:r>
-        <w:rPr>
+          <w:rFonts w:ascii="Times New Roman" w:hAnsi="Times New Roman" w:cs="Times New Roman"/>
+          <w:sz w:val="22"/>
+          <w:szCs w:val="22"/>
+        </w:rPr>
+        <w:t xml:space="preserve"> </w:t>
+      </w:r>
+      <w:proofErr w:type="spellStart"/>
+      <w:r>
+        <w:rPr>
+          <w:rFonts w:ascii="Times New Roman" w:hAnsi="Times New Roman" w:cs="Times New Roman"/>
           <w:sz w:val="22"/>
           <w:szCs w:val="22"/>
         </w:rPr>
@@ -2434,6 +2799,7 @@
       <w:proofErr w:type="spellEnd"/>
       <w:r>
         <w:rPr>
+          <w:rFonts w:ascii="Times New Roman" w:hAnsi="Times New Roman" w:cs="Times New Roman"/>
           <w:sz w:val="22"/>
           <w:szCs w:val="22"/>
         </w:rPr>
@@ -2443,14 +2809,21 @@
     <w:p>
       <w:pPr>
         <w:spacing w:after="80"/>
+        <w:rPr>
+          <w:rFonts w:ascii="Times New Roman" w:hAnsi="Times New Roman" w:cs="Times New Roman"/>
+        </w:rPr>
       </w:pPr>
     </w:p>
     <w:p>
       <w:pPr>
         <w:spacing w:after="40"/>
-      </w:pPr>
-      <w:r>
-        <w:rPr>
+        <w:rPr>
+          <w:rFonts w:ascii="Times New Roman" w:hAnsi="Times New Roman" w:cs="Times New Roman"/>
+        </w:rPr>
+      </w:pPr>
+      <w:r>
+        <w:rPr>
+          <w:rFonts w:ascii="Times New Roman" w:hAnsi="Times New Roman" w:cs="Times New Roman"/>
           <w:b/>
           <w:bCs/>
           <w:sz w:val="22"/>
@@ -2461,6 +2834,7 @@
       <w:proofErr w:type="spellStart"/>
       <w:r>
         <w:rPr>
+          <w:rFonts w:ascii="Times New Roman" w:hAnsi="Times New Roman" w:cs="Times New Roman"/>
           <w:sz w:val="22"/>
           <w:szCs w:val="22"/>
         </w:rPr>
@@ -2469,14 +2843,16 @@
       <w:proofErr w:type="spellEnd"/>
       <w:r>
         <w:rPr>
-          <w:sz w:val="22"/>
-          <w:szCs w:val="22"/>
-        </w:rPr>
-        <w:t xml:space="preserve"> </w:t>
-      </w:r>
-      <w:proofErr w:type="spellStart"/>
-      <w:r>
-        <w:rPr>
+          <w:rFonts w:ascii="Times New Roman" w:hAnsi="Times New Roman" w:cs="Times New Roman"/>
+          <w:sz w:val="22"/>
+          <w:szCs w:val="22"/>
+        </w:rPr>
+        <w:t xml:space="preserve"> </w:t>
+      </w:r>
+      <w:proofErr w:type="spellStart"/>
+      <w:r>
+        <w:rPr>
+          <w:rFonts w:ascii="Times New Roman" w:hAnsi="Times New Roman" w:cs="Times New Roman"/>
           <w:sz w:val="22"/>
           <w:szCs w:val="22"/>
         </w:rPr>
@@ -2485,6 +2861,7 @@
       <w:proofErr w:type="spellEnd"/>
       <w:r>
         <w:rPr>
+          <w:rFonts w:ascii="Times New Roman" w:hAnsi="Times New Roman" w:cs="Times New Roman"/>
           <w:sz w:val="22"/>
           <w:szCs w:val="22"/>
         </w:rPr>
@@ -2493,6 +2870,7 @@
       <w:proofErr w:type="spellStart"/>
       <w:r>
         <w:rPr>
+          <w:rFonts w:ascii="Times New Roman" w:hAnsi="Times New Roman" w:cs="Times New Roman"/>
           <w:sz w:val="22"/>
           <w:szCs w:val="22"/>
         </w:rPr>
@@ -2501,14 +2879,16 @@
       <w:proofErr w:type="spellEnd"/>
       <w:r>
         <w:rPr>
-          <w:sz w:val="22"/>
-          <w:szCs w:val="22"/>
-        </w:rPr>
-        <w:t xml:space="preserve"> </w:t>
-      </w:r>
-      <w:proofErr w:type="spellStart"/>
-      <w:r>
-        <w:rPr>
+          <w:rFonts w:ascii="Times New Roman" w:hAnsi="Times New Roman" w:cs="Times New Roman"/>
+          <w:sz w:val="22"/>
+          <w:szCs w:val="22"/>
+        </w:rPr>
+        <w:t xml:space="preserve"> </w:t>
+      </w:r>
+      <w:proofErr w:type="spellStart"/>
+      <w:r>
+        <w:rPr>
+          <w:rFonts w:ascii="Times New Roman" w:hAnsi="Times New Roman" w:cs="Times New Roman"/>
           <w:sz w:val="22"/>
           <w:szCs w:val="22"/>
         </w:rPr>
@@ -2517,14 +2897,16 @@
       <w:proofErr w:type="spellEnd"/>
       <w:r>
         <w:rPr>
-          <w:sz w:val="22"/>
-          <w:szCs w:val="22"/>
-        </w:rPr>
-        <w:t xml:space="preserve"> </w:t>
-      </w:r>
-      <w:proofErr w:type="spellStart"/>
-      <w:r>
-        <w:rPr>
+          <w:rFonts w:ascii="Times New Roman" w:hAnsi="Times New Roman" w:cs="Times New Roman"/>
+          <w:sz w:val="22"/>
+          <w:szCs w:val="22"/>
+        </w:rPr>
+        <w:t xml:space="preserve"> </w:t>
+      </w:r>
+      <w:proofErr w:type="spellStart"/>
+      <w:r>
+        <w:rPr>
+          <w:rFonts w:ascii="Times New Roman" w:hAnsi="Times New Roman" w:cs="Times New Roman"/>
           <w:sz w:val="22"/>
           <w:szCs w:val="22"/>
         </w:rPr>
@@ -2533,14 +2915,16 @@
       <w:proofErr w:type="spellEnd"/>
       <w:r>
         <w:rPr>
-          <w:sz w:val="22"/>
-          <w:szCs w:val="22"/>
-        </w:rPr>
-        <w:t xml:space="preserve"> </w:t>
-      </w:r>
-      <w:proofErr w:type="spellStart"/>
-      <w:r>
-        <w:rPr>
+          <w:rFonts w:ascii="Times New Roman" w:hAnsi="Times New Roman" w:cs="Times New Roman"/>
+          <w:sz w:val="22"/>
+          <w:szCs w:val="22"/>
+        </w:rPr>
+        <w:t xml:space="preserve"> </w:t>
+      </w:r>
+      <w:proofErr w:type="spellStart"/>
+      <w:r>
+        <w:rPr>
+          <w:rFonts w:ascii="Times New Roman" w:hAnsi="Times New Roman" w:cs="Times New Roman"/>
           <w:sz w:val="22"/>
           <w:szCs w:val="22"/>
         </w:rPr>
@@ -2549,14 +2933,16 @@
       <w:proofErr w:type="spellEnd"/>
       <w:r>
         <w:rPr>
-          <w:sz w:val="22"/>
-          <w:szCs w:val="22"/>
-        </w:rPr>
-        <w:t xml:space="preserve"> </w:t>
-      </w:r>
-      <w:proofErr w:type="spellStart"/>
-      <w:r>
-        <w:rPr>
+          <w:rFonts w:ascii="Times New Roman" w:hAnsi="Times New Roman" w:cs="Times New Roman"/>
+          <w:sz w:val="22"/>
+          <w:szCs w:val="22"/>
+        </w:rPr>
+        <w:t xml:space="preserve"> </w:t>
+      </w:r>
+      <w:proofErr w:type="spellStart"/>
+      <w:r>
+        <w:rPr>
+          <w:rFonts w:ascii="Times New Roman" w:hAnsi="Times New Roman" w:cs="Times New Roman"/>
           <w:sz w:val="22"/>
           <w:szCs w:val="22"/>
         </w:rPr>
@@ -2565,6 +2951,7 @@
       <w:proofErr w:type="spellEnd"/>
       <w:r>
         <w:rPr>
+          <w:rFonts w:ascii="Times New Roman" w:hAnsi="Times New Roman" w:cs="Times New Roman"/>
           <w:sz w:val="22"/>
           <w:szCs w:val="22"/>
         </w:rPr>
@@ -2573,6 +2960,7 @@
       <w:proofErr w:type="spellStart"/>
       <w:r>
         <w:rPr>
+          <w:rFonts w:ascii="Times New Roman" w:hAnsi="Times New Roman" w:cs="Times New Roman"/>
           <w:sz w:val="22"/>
           <w:szCs w:val="22"/>
         </w:rPr>
@@ -2581,14 +2969,16 @@
       <w:proofErr w:type="spellEnd"/>
       <w:r>
         <w:rPr>
-          <w:sz w:val="22"/>
-          <w:szCs w:val="22"/>
-        </w:rPr>
-        <w:t xml:space="preserve"> </w:t>
-      </w:r>
-      <w:proofErr w:type="spellStart"/>
-      <w:r>
-        <w:rPr>
+          <w:rFonts w:ascii="Times New Roman" w:hAnsi="Times New Roman" w:cs="Times New Roman"/>
+          <w:sz w:val="22"/>
+          <w:szCs w:val="22"/>
+        </w:rPr>
+        <w:t xml:space="preserve"> </w:t>
+      </w:r>
+      <w:proofErr w:type="spellStart"/>
+      <w:r>
+        <w:rPr>
+          <w:rFonts w:ascii="Times New Roman" w:hAnsi="Times New Roman" w:cs="Times New Roman"/>
           <w:sz w:val="22"/>
           <w:szCs w:val="22"/>
         </w:rPr>
@@ -2597,6 +2987,7 @@
       <w:proofErr w:type="spellEnd"/>
       <w:r>
         <w:rPr>
+          <w:rFonts w:ascii="Times New Roman" w:hAnsi="Times New Roman" w:cs="Times New Roman"/>
           <w:sz w:val="22"/>
           <w:szCs w:val="22"/>
         </w:rPr>
@@ -2605,6 +2996,7 @@
       <w:proofErr w:type="spellStart"/>
       <w:r>
         <w:rPr>
+          <w:rFonts w:ascii="Times New Roman" w:hAnsi="Times New Roman" w:cs="Times New Roman"/>
           <w:sz w:val="22"/>
           <w:szCs w:val="22"/>
         </w:rPr>
@@ -2613,6 +3005,7 @@
       <w:proofErr w:type="spellEnd"/>
       <w:r>
         <w:rPr>
+          <w:rFonts w:ascii="Times New Roman" w:hAnsi="Times New Roman" w:cs="Times New Roman"/>
           <w:sz w:val="22"/>
           <w:szCs w:val="22"/>
         </w:rPr>
@@ -2621,6 +3014,7 @@
       <w:proofErr w:type="spellStart"/>
       <w:r>
         <w:rPr>
+          <w:rFonts w:ascii="Times New Roman" w:hAnsi="Times New Roman" w:cs="Times New Roman"/>
           <w:sz w:val="22"/>
           <w:szCs w:val="22"/>
         </w:rPr>
@@ -2629,6 +3023,7 @@
       <w:proofErr w:type="spellEnd"/>
       <w:r>
         <w:rPr>
+          <w:rFonts w:ascii="Times New Roman" w:hAnsi="Times New Roman" w:cs="Times New Roman"/>
           <w:sz w:val="22"/>
           <w:szCs w:val="22"/>
         </w:rPr>
@@ -2637,6 +3032,7 @@
       <w:proofErr w:type="spellStart"/>
       <w:r>
         <w:rPr>
+          <w:rFonts w:ascii="Times New Roman" w:hAnsi="Times New Roman" w:cs="Times New Roman"/>
           <w:sz w:val="22"/>
           <w:szCs w:val="22"/>
         </w:rPr>
@@ -2645,14 +3041,16 @@
       <w:proofErr w:type="spellEnd"/>
       <w:r>
         <w:rPr>
-          <w:sz w:val="22"/>
-          <w:szCs w:val="22"/>
-        </w:rPr>
-        <w:t xml:space="preserve"> </w:t>
-      </w:r>
-      <w:proofErr w:type="spellStart"/>
-      <w:r>
-        <w:rPr>
+          <w:rFonts w:ascii="Times New Roman" w:hAnsi="Times New Roman" w:cs="Times New Roman"/>
+          <w:sz w:val="22"/>
+          <w:szCs w:val="22"/>
+        </w:rPr>
+        <w:t xml:space="preserve"> </w:t>
+      </w:r>
+      <w:proofErr w:type="spellStart"/>
+      <w:r>
+        <w:rPr>
+          <w:rFonts w:ascii="Times New Roman" w:hAnsi="Times New Roman" w:cs="Times New Roman"/>
           <w:sz w:val="22"/>
           <w:szCs w:val="22"/>
         </w:rPr>
@@ -2661,14 +3059,16 @@
       <w:proofErr w:type="spellEnd"/>
       <w:r>
         <w:rPr>
-          <w:sz w:val="22"/>
-          <w:szCs w:val="22"/>
-        </w:rPr>
-        <w:t xml:space="preserve"> </w:t>
-      </w:r>
-      <w:proofErr w:type="spellStart"/>
-      <w:r>
-        <w:rPr>
+          <w:rFonts w:ascii="Times New Roman" w:hAnsi="Times New Roman" w:cs="Times New Roman"/>
+          <w:sz w:val="22"/>
+          <w:szCs w:val="22"/>
+        </w:rPr>
+        <w:t xml:space="preserve"> </w:t>
+      </w:r>
+      <w:proofErr w:type="spellStart"/>
+      <w:r>
+        <w:rPr>
+          <w:rFonts w:ascii="Times New Roman" w:hAnsi="Times New Roman" w:cs="Times New Roman"/>
           <w:sz w:val="22"/>
           <w:szCs w:val="22"/>
         </w:rPr>
@@ -2677,14 +3077,16 @@
       <w:proofErr w:type="spellEnd"/>
       <w:r>
         <w:rPr>
-          <w:sz w:val="22"/>
-          <w:szCs w:val="22"/>
-        </w:rPr>
-        <w:t xml:space="preserve"> </w:t>
-      </w:r>
-      <w:proofErr w:type="spellStart"/>
-      <w:r>
-        <w:rPr>
+          <w:rFonts w:ascii="Times New Roman" w:hAnsi="Times New Roman" w:cs="Times New Roman"/>
+          <w:sz w:val="22"/>
+          <w:szCs w:val="22"/>
+        </w:rPr>
+        <w:t xml:space="preserve"> </w:t>
+      </w:r>
+      <w:proofErr w:type="spellStart"/>
+      <w:r>
+        <w:rPr>
+          <w:rFonts w:ascii="Times New Roman" w:hAnsi="Times New Roman" w:cs="Times New Roman"/>
           <w:sz w:val="22"/>
           <w:szCs w:val="22"/>
         </w:rPr>
@@ -2693,6 +3095,7 @@
       <w:proofErr w:type="spellEnd"/>
       <w:r>
         <w:rPr>
+          <w:rFonts w:ascii="Times New Roman" w:hAnsi="Times New Roman" w:cs="Times New Roman"/>
           <w:sz w:val="22"/>
           <w:szCs w:val="22"/>
         </w:rPr>
@@ -2705,9 +3108,13 @@
           <w:bottom w:val="single" w:sz="2" w:space="1" w:color="000000"/>
         </w:pBdr>
         <w:spacing w:after="120"/>
-      </w:pPr>
-      <w:r>
-        <w:rPr>
+        <w:rPr>
+          <w:rFonts w:ascii="Times New Roman" w:hAnsi="Times New Roman" w:cs="Times New Roman"/>
+        </w:rPr>
+      </w:pPr>
+      <w:r>
+        <w:rPr>
+          <w:rFonts w:ascii="Times New Roman" w:hAnsi="Times New Roman" w:cs="Times New Roman"/>
           <w:sz w:val="22"/>
           <w:szCs w:val="22"/>
         </w:rPr>
@@ -2720,10 +3127,14 @@
           <w:bottom w:val="single" w:sz="2" w:space="1" w:color="000000"/>
         </w:pBdr>
         <w:spacing w:after="120"/>
-      </w:pPr>
-      <w:proofErr w:type="spellStart"/>
-      <w:r>
-        <w:rPr>
+        <w:rPr>
+          <w:rFonts w:ascii="Times New Roman" w:hAnsi="Times New Roman" w:cs="Times New Roman"/>
+        </w:rPr>
+      </w:pPr>
+      <w:proofErr w:type="spellStart"/>
+      <w:r>
+        <w:rPr>
+          <w:rFonts w:ascii="Times New Roman" w:hAnsi="Times New Roman" w:cs="Times New Roman"/>
           <w:sz w:val="22"/>
           <w:szCs w:val="22"/>
         </w:rPr>
@@ -2732,14 +3143,16 @@
       <w:proofErr w:type="spellEnd"/>
       <w:r>
         <w:rPr>
-          <w:sz w:val="22"/>
-          <w:szCs w:val="22"/>
-        </w:rPr>
-        <w:t xml:space="preserve"> </w:t>
-      </w:r>
-      <w:proofErr w:type="spellStart"/>
-      <w:r>
-        <w:rPr>
+          <w:rFonts w:ascii="Times New Roman" w:hAnsi="Times New Roman" w:cs="Times New Roman"/>
+          <w:sz w:val="22"/>
+          <w:szCs w:val="22"/>
+        </w:rPr>
+        <w:t xml:space="preserve"> </w:t>
+      </w:r>
+      <w:proofErr w:type="spellStart"/>
+      <w:r>
+        <w:rPr>
+          <w:rFonts w:ascii="Times New Roman" w:hAnsi="Times New Roman" w:cs="Times New Roman"/>
           <w:sz w:val="22"/>
           <w:szCs w:val="22"/>
         </w:rPr>
@@ -2748,14 +3161,16 @@
       <w:proofErr w:type="spellEnd"/>
       <w:r>
         <w:rPr>
-          <w:sz w:val="22"/>
-          <w:szCs w:val="22"/>
-        </w:rPr>
-        <w:t xml:space="preserve"> </w:t>
-      </w:r>
-      <w:proofErr w:type="spellStart"/>
-      <w:r>
-        <w:rPr>
+          <w:rFonts w:ascii="Times New Roman" w:hAnsi="Times New Roman" w:cs="Times New Roman"/>
+          <w:sz w:val="22"/>
+          <w:szCs w:val="22"/>
+        </w:rPr>
+        <w:t xml:space="preserve"> </w:t>
+      </w:r>
+      <w:proofErr w:type="spellStart"/>
+      <w:r>
+        <w:rPr>
+          <w:rFonts w:ascii="Times New Roman" w:hAnsi="Times New Roman" w:cs="Times New Roman"/>
           <w:sz w:val="22"/>
           <w:szCs w:val="22"/>
         </w:rPr>
@@ -2764,14 +3179,16 @@
       <w:proofErr w:type="spellEnd"/>
       <w:r>
         <w:rPr>
-          <w:sz w:val="22"/>
-          <w:szCs w:val="22"/>
-        </w:rPr>
-        <w:t xml:space="preserve"> </w:t>
-      </w:r>
-      <w:proofErr w:type="spellStart"/>
-      <w:r>
-        <w:rPr>
+          <w:rFonts w:ascii="Times New Roman" w:hAnsi="Times New Roman" w:cs="Times New Roman"/>
+          <w:sz w:val="22"/>
+          <w:szCs w:val="22"/>
+        </w:rPr>
+        <w:t xml:space="preserve"> </w:t>
+      </w:r>
+      <w:proofErr w:type="spellStart"/>
+      <w:r>
+        <w:rPr>
+          <w:rFonts w:ascii="Times New Roman" w:hAnsi="Times New Roman" w:cs="Times New Roman"/>
           <w:sz w:val="22"/>
           <w:szCs w:val="22"/>
         </w:rPr>
@@ -2780,14 +3197,16 @@
       <w:proofErr w:type="spellEnd"/>
       <w:r>
         <w:rPr>
-          <w:sz w:val="22"/>
-          <w:szCs w:val="22"/>
-        </w:rPr>
-        <w:t xml:space="preserve"> </w:t>
-      </w:r>
-      <w:proofErr w:type="spellStart"/>
-      <w:r>
-        <w:rPr>
+          <w:rFonts w:ascii="Times New Roman" w:hAnsi="Times New Roman" w:cs="Times New Roman"/>
+          <w:sz w:val="22"/>
+          <w:szCs w:val="22"/>
+        </w:rPr>
+        <w:t xml:space="preserve"> </w:t>
+      </w:r>
+      <w:proofErr w:type="spellStart"/>
+      <w:r>
+        <w:rPr>
+          <w:rFonts w:ascii="Times New Roman" w:hAnsi="Times New Roman" w:cs="Times New Roman"/>
           <w:sz w:val="22"/>
           <w:szCs w:val="22"/>
         </w:rPr>
@@ -2796,6 +3215,7 @@
       <w:proofErr w:type="spellEnd"/>
       <w:r>
         <w:rPr>
+          <w:rFonts w:ascii="Times New Roman" w:hAnsi="Times New Roman" w:cs="Times New Roman"/>
           <w:sz w:val="22"/>
           <w:szCs w:val="22"/>
         </w:rPr>
@@ -2804,6 +3224,7 @@
       <w:proofErr w:type="spellStart"/>
       <w:r>
         <w:rPr>
+          <w:rFonts w:ascii="Times New Roman" w:hAnsi="Times New Roman" w:cs="Times New Roman"/>
           <w:sz w:val="22"/>
           <w:szCs w:val="22"/>
         </w:rPr>
@@ -2812,14 +3233,16 @@
       <w:proofErr w:type="spellEnd"/>
       <w:r>
         <w:rPr>
-          <w:sz w:val="22"/>
-          <w:szCs w:val="22"/>
-        </w:rPr>
-        <w:t xml:space="preserve"> </w:t>
-      </w:r>
-      <w:proofErr w:type="spellStart"/>
-      <w:r>
-        <w:rPr>
+          <w:rFonts w:ascii="Times New Roman" w:hAnsi="Times New Roman" w:cs="Times New Roman"/>
+          <w:sz w:val="22"/>
+          <w:szCs w:val="22"/>
+        </w:rPr>
+        <w:t xml:space="preserve"> </w:t>
+      </w:r>
+      <w:proofErr w:type="spellStart"/>
+      <w:r>
+        <w:rPr>
+          <w:rFonts w:ascii="Times New Roman" w:hAnsi="Times New Roman" w:cs="Times New Roman"/>
           <w:sz w:val="22"/>
           <w:szCs w:val="22"/>
         </w:rPr>
@@ -2828,14 +3251,16 @@
       <w:proofErr w:type="spellEnd"/>
       <w:r>
         <w:rPr>
-          <w:sz w:val="22"/>
-          <w:szCs w:val="22"/>
-        </w:rPr>
-        <w:t xml:space="preserve"> </w:t>
-      </w:r>
-      <w:proofErr w:type="spellStart"/>
-      <w:r>
-        <w:rPr>
+          <w:rFonts w:ascii="Times New Roman" w:hAnsi="Times New Roman" w:cs="Times New Roman"/>
+          <w:sz w:val="22"/>
+          <w:szCs w:val="22"/>
+        </w:rPr>
+        <w:t xml:space="preserve"> </w:t>
+      </w:r>
+      <w:proofErr w:type="spellStart"/>
+      <w:r>
+        <w:rPr>
+          <w:rFonts w:ascii="Times New Roman" w:hAnsi="Times New Roman" w:cs="Times New Roman"/>
           <w:sz w:val="22"/>
           <w:szCs w:val="22"/>
         </w:rPr>
@@ -2844,14 +3269,16 @@
       <w:proofErr w:type="spellEnd"/>
       <w:r>
         <w:rPr>
-          <w:sz w:val="22"/>
-          <w:szCs w:val="22"/>
-        </w:rPr>
-        <w:t xml:space="preserve"> </w:t>
-      </w:r>
-      <w:proofErr w:type="spellStart"/>
-      <w:r>
-        <w:rPr>
+          <w:rFonts w:ascii="Times New Roman" w:hAnsi="Times New Roman" w:cs="Times New Roman"/>
+          <w:sz w:val="22"/>
+          <w:szCs w:val="22"/>
+        </w:rPr>
+        <w:t xml:space="preserve"> </w:t>
+      </w:r>
+      <w:proofErr w:type="spellStart"/>
+      <w:r>
+        <w:rPr>
+          <w:rFonts w:ascii="Times New Roman" w:hAnsi="Times New Roman" w:cs="Times New Roman"/>
           <w:sz w:val="22"/>
           <w:szCs w:val="22"/>
         </w:rPr>
@@ -2860,14 +3287,16 @@
       <w:proofErr w:type="spellEnd"/>
       <w:r>
         <w:rPr>
-          <w:sz w:val="22"/>
-          <w:szCs w:val="22"/>
-        </w:rPr>
-        <w:t xml:space="preserve"> </w:t>
-      </w:r>
-      <w:proofErr w:type="spellStart"/>
-      <w:r>
-        <w:rPr>
+          <w:rFonts w:ascii="Times New Roman" w:hAnsi="Times New Roman" w:cs="Times New Roman"/>
+          <w:sz w:val="22"/>
+          <w:szCs w:val="22"/>
+        </w:rPr>
+        <w:t xml:space="preserve"> </w:t>
+      </w:r>
+      <w:proofErr w:type="spellStart"/>
+      <w:r>
+        <w:rPr>
+          <w:rFonts w:ascii="Times New Roman" w:hAnsi="Times New Roman" w:cs="Times New Roman"/>
           <w:sz w:val="22"/>
           <w:szCs w:val="22"/>
         </w:rPr>
@@ -2876,14 +3305,16 @@
       <w:proofErr w:type="spellEnd"/>
       <w:r>
         <w:rPr>
-          <w:sz w:val="22"/>
-          <w:szCs w:val="22"/>
-        </w:rPr>
-        <w:t xml:space="preserve"> </w:t>
-      </w:r>
-      <w:proofErr w:type="spellStart"/>
-      <w:r>
-        <w:rPr>
+          <w:rFonts w:ascii="Times New Roman" w:hAnsi="Times New Roman" w:cs="Times New Roman"/>
+          <w:sz w:val="22"/>
+          <w:szCs w:val="22"/>
+        </w:rPr>
+        <w:t xml:space="preserve"> </w:t>
+      </w:r>
+      <w:proofErr w:type="spellStart"/>
+      <w:r>
+        <w:rPr>
+          <w:rFonts w:ascii="Times New Roman" w:hAnsi="Times New Roman" w:cs="Times New Roman"/>
           <w:sz w:val="22"/>
           <w:szCs w:val="22"/>
         </w:rPr>
@@ -2892,14 +3323,16 @@
       <w:proofErr w:type="spellEnd"/>
       <w:r>
         <w:rPr>
-          <w:sz w:val="22"/>
-          <w:szCs w:val="22"/>
-        </w:rPr>
-        <w:t xml:space="preserve"> </w:t>
-      </w:r>
-      <w:proofErr w:type="spellStart"/>
-      <w:r>
-        <w:rPr>
+          <w:rFonts w:ascii="Times New Roman" w:hAnsi="Times New Roman" w:cs="Times New Roman"/>
+          <w:sz w:val="22"/>
+          <w:szCs w:val="22"/>
+        </w:rPr>
+        <w:t xml:space="preserve"> </w:t>
+      </w:r>
+      <w:proofErr w:type="spellStart"/>
+      <w:r>
+        <w:rPr>
+          <w:rFonts w:ascii="Times New Roman" w:hAnsi="Times New Roman" w:cs="Times New Roman"/>
           <w:sz w:val="22"/>
           <w:szCs w:val="22"/>
         </w:rPr>
@@ -2910,6 +3343,9 @@
     <w:p>
       <w:pPr>
         <w:spacing w:after="80"/>
+        <w:rPr>
+          <w:rFonts w:ascii="Times New Roman" w:hAnsi="Times New Roman" w:cs="Times New Roman"/>
+        </w:rPr>
       </w:pPr>
     </w:p>
     <w:p>
@@ -2918,10 +3354,14 @@
           <w:top w:val="single" w:sz="4" w:space="1" w:color="000000"/>
         </w:pBdr>
         <w:spacing w:before="180" w:after="80"/>
-      </w:pPr>
-      <w:proofErr w:type="spellStart"/>
-      <w:r>
-        <w:rPr>
+        <w:rPr>
+          <w:rFonts w:ascii="Times New Roman" w:hAnsi="Times New Roman" w:cs="Times New Roman"/>
+        </w:rPr>
+      </w:pPr>
+      <w:proofErr w:type="spellStart"/>
+      <w:r>
+        <w:rPr>
+          <w:rFonts w:ascii="Times New Roman" w:hAnsi="Times New Roman" w:cs="Times New Roman"/>
           <w:b/>
           <w:bCs/>
           <w:sz w:val="22"/>
@@ -2932,6 +3372,7 @@
       <w:proofErr w:type="spellEnd"/>
       <w:r>
         <w:rPr>
+          <w:rFonts w:ascii="Times New Roman" w:hAnsi="Times New Roman" w:cs="Times New Roman"/>
           <w:b/>
           <w:bCs/>
           <w:sz w:val="22"/>
@@ -2942,6 +3383,7 @@
       <w:proofErr w:type="spellStart"/>
       <w:r>
         <w:rPr>
+          <w:rFonts w:ascii="Times New Roman" w:hAnsi="Times New Roman" w:cs="Times New Roman"/>
           <w:b/>
           <w:bCs/>
           <w:sz w:val="22"/>
@@ -2952,6 +3394,7 @@
       <w:proofErr w:type="spellEnd"/>
       <w:r>
         <w:rPr>
+          <w:rFonts w:ascii="Times New Roman" w:hAnsi="Times New Roman" w:cs="Times New Roman"/>
           <w:b/>
           <w:bCs/>
           <w:sz w:val="22"/>
@@ -2966,9 +3409,13 @@
           <w:bottom w:val="single" w:sz="2" w:space="1" w:color="000000"/>
         </w:pBdr>
         <w:spacing w:after="140"/>
-      </w:pPr>
-      <w:r>
-        <w:rPr>
+        <w:rPr>
+          <w:rFonts w:ascii="Times New Roman" w:hAnsi="Times New Roman" w:cs="Times New Roman"/>
+        </w:rPr>
+      </w:pPr>
+      <w:r>
+        <w:rPr>
+          <w:rFonts w:ascii="Times New Roman" w:hAnsi="Times New Roman" w:cs="Times New Roman"/>
           <w:sz w:val="22"/>
           <w:szCs w:val="22"/>
         </w:rPr>
@@ -2981,9 +3428,13 @@
           <w:bottom w:val="single" w:sz="2" w:space="1" w:color="000000"/>
         </w:pBdr>
         <w:spacing w:after="140"/>
-      </w:pPr>
-      <w:r>
-        <w:rPr>
+        <w:rPr>
+          <w:rFonts w:ascii="Times New Roman" w:hAnsi="Times New Roman" w:cs="Times New Roman"/>
+        </w:rPr>
+      </w:pPr>
+      <w:r>
+        <w:rPr>
+          <w:rFonts w:ascii="Times New Roman" w:hAnsi="Times New Roman" w:cs="Times New Roman"/>
           <w:sz w:val="22"/>
           <w:szCs w:val="22"/>
         </w:rPr>
@@ -2996,9 +3447,13 @@
           <w:bottom w:val="single" w:sz="2" w:space="1" w:color="000000"/>
         </w:pBdr>
         <w:spacing w:after="140"/>
-      </w:pPr>
-      <w:r>
-        <w:rPr>
+        <w:rPr>
+          <w:rFonts w:ascii="Times New Roman" w:hAnsi="Times New Roman" w:cs="Times New Roman"/>
+        </w:rPr>
+      </w:pPr>
+      <w:r>
+        <w:rPr>
+          <w:rFonts w:ascii="Times New Roman" w:hAnsi="Times New Roman" w:cs="Times New Roman"/>
           <w:sz w:val="22"/>
           <w:szCs w:val="22"/>
         </w:rPr>
@@ -3008,6 +3463,9 @@
     <w:p>
       <w:pPr>
         <w:spacing w:after="200"/>
+        <w:rPr>
+          <w:rFonts w:ascii="Times New Roman" w:hAnsi="Times New Roman" w:cs="Times New Roman"/>
+        </w:rPr>
       </w:pPr>
     </w:p>
     <w:tbl>
@@ -3048,10 +3506,14 @@
           <w:p>
             <w:pPr>
               <w:jc w:val="center"/>
+              <w:rPr>
+                <w:rFonts w:ascii="Times New Roman" w:hAnsi="Times New Roman" w:cs="Times New Roman"/>
+              </w:rPr>
             </w:pPr>
             <w:proofErr w:type="spellStart"/>
             <w:r>
               <w:rPr>
+                <w:rFonts w:ascii="Times New Roman" w:hAnsi="Times New Roman" w:cs="Times New Roman"/>
                 <w:sz w:val="22"/>
                 <w:szCs w:val="22"/>
               </w:rPr>
@@ -3060,6 +3522,7 @@
             <w:proofErr w:type="spellEnd"/>
             <w:r>
               <w:rPr>
+                <w:rFonts w:ascii="Times New Roman" w:hAnsi="Times New Roman" w:cs="Times New Roman"/>
                 <w:sz w:val="22"/>
                 <w:szCs w:val="22"/>
               </w:rPr>
@@ -3069,9 +3532,13 @@
           <w:p>
             <w:pPr>
               <w:spacing w:after="1200"/>
+              <w:rPr>
+                <w:rFonts w:ascii="Times New Roman" w:hAnsi="Times New Roman" w:cs="Times New Roman"/>
+              </w:rPr>
             </w:pPr>
             <w:r>
               <w:rPr>
+                <w:rFonts w:ascii="Times New Roman" w:hAnsi="Times New Roman" w:cs="Times New Roman"/>
                 <w:noProof/>
                 <w:sz w:val="22"/>
                 <w:szCs w:val="22"/>
@@ -3141,9 +3608,13 @@
                 <w:bottom w:val="single" w:sz="2" w:space="1" w:color="000000"/>
               </w:pBdr>
               <w:jc w:val="center"/>
+              <w:rPr>
+                <w:rFonts w:ascii="Times New Roman" w:hAnsi="Times New Roman" w:cs="Times New Roman"/>
+              </w:rPr>
             </w:pPr>
             <w:r>
               <w:rPr>
+                <w:rFonts w:ascii="Times New Roman" w:hAnsi="Times New Roman" w:cs="Times New Roman"/>
                 <w:sz w:val="22"/>
                 <w:szCs w:val="22"/>
               </w:rPr>
@@ -3151,6 +3622,7 @@
             </w:r>
             <w:r>
               <w:rPr>
+                <w:rFonts w:ascii="Times New Roman" w:hAnsi="Times New Roman" w:cs="Times New Roman"/>
                 <w:sz w:val="22"/>
                 <w:szCs w:val="22"/>
               </w:rPr>
@@ -3159,6 +3631,7 @@
             <w:proofErr w:type="spellStart"/>
             <w:r>
               <w:rPr>
+                <w:rFonts w:ascii="Times New Roman" w:hAnsi="Times New Roman" w:cs="Times New Roman"/>
                 <w:sz w:val="22"/>
                 <w:szCs w:val="22"/>
               </w:rPr>
@@ -3167,6 +3640,7 @@
             <w:proofErr w:type="spellEnd"/>
             <w:r>
               <w:rPr>
+                <w:rFonts w:ascii="Times New Roman" w:hAnsi="Times New Roman" w:cs="Times New Roman"/>
                 <w:sz w:val="22"/>
                 <w:szCs w:val="22"/>
               </w:rPr>
@@ -3174,6 +3648,7 @@
             </w:r>
             <w:r>
               <w:rPr>
+                <w:rFonts w:ascii="Times New Roman" w:hAnsi="Times New Roman" w:cs="Times New Roman"/>
                 <w:sz w:val="22"/>
                 <w:szCs w:val="22"/>
               </w:rPr>
@@ -3194,10 +3669,14 @@
           <w:p>
             <w:pPr>
               <w:jc w:val="center"/>
+              <w:rPr>
+                <w:rFonts w:ascii="Times New Roman" w:hAnsi="Times New Roman" w:cs="Times New Roman"/>
+              </w:rPr>
             </w:pPr>
             <w:proofErr w:type="spellStart"/>
             <w:r>
               <w:rPr>
+                <w:rFonts w:ascii="Times New Roman" w:hAnsi="Times New Roman" w:cs="Times New Roman"/>
                 <w:sz w:val="22"/>
                 <w:szCs w:val="22"/>
               </w:rPr>
@@ -3206,6 +3685,7 @@
             <w:proofErr w:type="spellEnd"/>
             <w:r>
               <w:rPr>
+                <w:rFonts w:ascii="Times New Roman" w:hAnsi="Times New Roman" w:cs="Times New Roman"/>
                 <w:sz w:val="22"/>
                 <w:szCs w:val="22"/>
               </w:rPr>
@@ -3215,6 +3695,9 @@
           <w:p>
             <w:pPr>
               <w:spacing w:after="1200"/>
+              <w:rPr>
+                <w:rFonts w:ascii="Times New Roman" w:hAnsi="Times New Roman" w:cs="Times New Roman"/>
+              </w:rPr>
             </w:pPr>
           </w:p>
           <w:p>
@@ -3223,9 +3706,13 @@
                 <w:bottom w:val="single" w:sz="2" w:space="1" w:color="000000"/>
               </w:pBdr>
               <w:jc w:val="center"/>
+              <w:rPr>
+                <w:rFonts w:ascii="Times New Roman" w:hAnsi="Times New Roman" w:cs="Times New Roman"/>
+              </w:rPr>
             </w:pPr>
             <w:r>
               <w:rPr>
+                <w:rFonts w:ascii="Times New Roman" w:hAnsi="Times New Roman" w:cs="Times New Roman"/>
                 <w:sz w:val="22"/>
                 <w:szCs w:val="22"/>
               </w:rPr>
@@ -3234,6 +3721,7 @@
             <w:proofErr w:type="spellStart"/>
             <w:r>
               <w:rPr>
+                <w:rFonts w:ascii="Times New Roman" w:hAnsi="Times New Roman" w:cs="Times New Roman"/>
                 <w:sz w:val="22"/>
                 <w:szCs w:val="22"/>
               </w:rPr>
@@ -3242,6 +3730,7 @@
             <w:proofErr w:type="spellEnd"/>
             <w:r>
               <w:rPr>
+                <w:rFonts w:ascii="Times New Roman" w:hAnsi="Times New Roman" w:cs="Times New Roman"/>
                 <w:sz w:val="22"/>
                 <w:szCs w:val="22"/>
               </w:rPr>
@@ -3250,6 +3739,7 @@
             <w:proofErr w:type="spellStart"/>
             <w:r>
               <w:rPr>
+                <w:rFonts w:ascii="Times New Roman" w:hAnsi="Times New Roman" w:cs="Times New Roman"/>
                 <w:sz w:val="22"/>
                 <w:szCs w:val="22"/>
               </w:rPr>
@@ -3258,6 +3748,7 @@
             <w:proofErr w:type="spellEnd"/>
             <w:r>
               <w:rPr>
+                <w:rFonts w:ascii="Times New Roman" w:hAnsi="Times New Roman" w:cs="Times New Roman"/>
                 <w:sz w:val="22"/>
                 <w:szCs w:val="22"/>
               </w:rPr>
@@ -3266,6 +3757,7 @@
             <w:proofErr w:type="spellStart"/>
             <w:r>
               <w:rPr>
+                <w:rFonts w:ascii="Times New Roman" w:hAnsi="Times New Roman" w:cs="Times New Roman"/>
                 <w:sz w:val="22"/>
                 <w:szCs w:val="22"/>
               </w:rPr>
@@ -3274,6 +3766,7 @@
             <w:proofErr w:type="spellEnd"/>
             <w:r>
               <w:rPr>
+                <w:rFonts w:ascii="Times New Roman" w:hAnsi="Times New Roman" w:cs="Times New Roman"/>
                 <w:sz w:val="22"/>
                 <w:szCs w:val="22"/>
               </w:rPr>
@@ -3282,6 +3775,7 @@
             <w:proofErr w:type="spellStart"/>
             <w:r>
               <w:rPr>
+                <w:rFonts w:ascii="Times New Roman" w:hAnsi="Times New Roman" w:cs="Times New Roman"/>
                 <w:sz w:val="22"/>
                 <w:szCs w:val="22"/>
               </w:rPr>
@@ -3290,6 +3784,7 @@
             <w:proofErr w:type="spellEnd"/>
             <w:r>
               <w:rPr>
+                <w:rFonts w:ascii="Times New Roman" w:hAnsi="Times New Roman" w:cs="Times New Roman"/>
                 <w:sz w:val="22"/>
                 <w:szCs w:val="22"/>
               </w:rPr>
@@ -3300,8 +3795,92 @@
       </w:tr>
     </w:tbl>
     <w:p>
-      <w:r>
+      <w:pPr>
+        <w:rPr>
+          <w:rFonts w:ascii="Times New Roman" w:hAnsi="Times New Roman" w:cs="Times New Roman"/>
+        </w:rPr>
+        <w:sectPr>
+          <w:pgSz w:w="11906" w:h="16838" w:code="9"/>
+          <w:pgMar w:top="1701" w:right="1701" w:bottom="1701" w:left="2268" w:header="709" w:footer="709" w:gutter="0"/>
+          <w:cols w:space="720"/>
+          <w:docGrid w:linePitch="360"/>
+        </w:sectPr>
+      </w:pPr>
+      <w:r>
+        <w:rPr>
+          <w:rFonts w:ascii="Times New Roman" w:hAnsi="Times New Roman" w:cs="Times New Roman"/>
+        </w:rPr>
         <w:t>`</w:t>
+      </w:r>
+    </w:p>
+    <w:p>
+      <w:pPr>
+        <w:spacing w:after="600"/>
+        <w:jc w:val="center"/>
+        <w:rPr>
+          <w:rFonts w:ascii="Times New Roman" w:hAnsi="Times New Roman" w:cs="Times New Roman"/>
+        </w:rPr>
+      </w:pPr>
+      <w:r>
+        <w:rPr>
+          <w:rFonts w:ascii="Times New Roman" w:hAnsi="Times New Roman" w:cs="Times New Roman"/>
+        </w:rPr>
+        <w:lastRenderedPageBreak/>
+        <w:t>DOKUMENTASI</w:t>
+      </w:r>
+    </w:p>
+    <w:p>
+      <w:pPr>
+        <w:rPr>
+          <w:rFonts w:ascii="Times New Roman" w:hAnsi="Times New Roman" w:cs="Times New Roman"/>
+        </w:rPr>
+      </w:pPr>
+      <w:r>
+        <w:rPr>
+          <w:rFonts w:ascii="Times New Roman" w:hAnsi="Times New Roman" w:cs="Times New Roman"/>
+          <w:noProof/>
+        </w:rPr>
+        <w:drawing>
+          <wp:inline distT="0" distB="0" distL="0" distR="0" wp14:anchorId="4BC595E1" wp14:editId="0F1E3F2B">
+            <wp:extent cx="5039995" cy="2835275"/>
+            <wp:effectExtent l="0" t="0" r="8255" b="3175"/>
+            <wp:docPr id="1" name="Picture 1"/>
+            <wp:cNvGraphicFramePr>
+              <a:graphicFrameLocks xmlns:a="http://schemas.openxmlformats.org/drawingml/2006/main" noChangeAspect="1"/>
+            </wp:cNvGraphicFramePr>
+            <a:graphic xmlns:a="http://schemas.openxmlformats.org/drawingml/2006/main">
+              <a:graphicData uri="http://schemas.openxmlformats.org/drawingml/2006/picture">
+                <pic:pic xmlns:pic="http://schemas.openxmlformats.org/drawingml/2006/picture">
+                  <pic:nvPicPr>
+                    <pic:cNvPr id="1" name="Picture 1"/>
+                    <pic:cNvPicPr/>
+                  </pic:nvPicPr>
+                  <pic:blipFill>
+                    <a:blip r:embed="rId6" cstate="print">
+                      <a:extLst>
+                        <a:ext uri="{28A0092B-C50C-407E-A947-70E740481C1C}">
+                          <a14:useLocalDpi xmlns:a14="http://schemas.microsoft.com/office/drawing/2010/main" val="0"/>
+                        </a:ext>
+                      </a:extLst>
+                    </a:blip>
+                    <a:stretch>
+                      <a:fillRect/>
+                    </a:stretch>
+                  </pic:blipFill>
+                  <pic:spPr>
+                    <a:xfrm>
+                      <a:off x="0" y="0"/>
+                      <a:ext cx="5039995" cy="2835275"/>
+                    </a:xfrm>
+                    <a:prstGeom prst="rect">
+                      <a:avLst/>
+                    </a:prstGeom>
+                  </pic:spPr>
+                </pic:pic>
+              </a:graphicData>
+            </a:graphic>
+          </wp:inline>
+        </w:drawing>
       </w:r>
     </w:p>
     <w:sectPr>

--- a/penulisan bab/02 lampiran/instrumen_wawancara_v3 (isi).docx
+++ b/penulisan bab/02 lampiran/instrumen_wawancara_v3 (isi).docx
@@ -3830,20 +3830,15 @@
       </w:r>
     </w:p>
     <w:p>
-      <w:pPr>
-        <w:rPr>
-          <w:rFonts w:ascii="Times New Roman" w:hAnsi="Times New Roman" w:cs="Times New Roman"/>
-        </w:rPr>
-      </w:pPr>
       <w:r>
         <w:rPr>
           <w:rFonts w:ascii="Times New Roman" w:hAnsi="Times New Roman" w:cs="Times New Roman"/>
           <w:noProof/>
         </w:rPr>
         <w:drawing>
-          <wp:inline distT="0" distB="0" distL="0" distR="0" wp14:anchorId="4BC595E1" wp14:editId="0F1E3F2B">
-            <wp:extent cx="5039995" cy="2835275"/>
-            <wp:effectExtent l="0" t="0" r="8255" b="3175"/>
+          <wp:inline distT="0" distB="0" distL="0" distR="0" wp14:anchorId="4BC595E1" wp14:editId="110D8E3F">
+            <wp:extent cx="4783016" cy="2690710"/>
+            <wp:effectExtent l="0" t="0" r="0" b="0"/>
             <wp:docPr id="1" name="Picture 1"/>
             <wp:cNvGraphicFramePr>
               <a:graphicFrameLocks xmlns:a="http://schemas.openxmlformats.org/drawingml/2006/main" noChangeAspect="1"/>
@@ -3870,7 +3865,7 @@
                   <pic:spPr>
                     <a:xfrm>
                       <a:off x="0" y="0"/>
-                      <a:ext cx="5039995" cy="2835275"/>
+                      <a:ext cx="4792916" cy="2696279"/>
                     </a:xfrm>
                     <a:prstGeom prst="rect">
                       <a:avLst/>
@@ -3882,6 +3877,170 @@
           </wp:inline>
         </w:drawing>
       </w:r>
+    </w:p>
+    <w:p>
+      <w:r>
+        <w:rPr>
+          <w:rFonts w:ascii="Times New Roman" w:hAnsi="Times New Roman" w:cs="Times New Roman"/>
+          <w:noProof/>
+        </w:rPr>
+        <w:drawing>
+          <wp:inline distT="0" distB="0" distL="0" distR="0" wp14:anchorId="6BEAA9A4" wp14:editId="35D2062A">
+            <wp:extent cx="4788797" cy="2693963"/>
+            <wp:effectExtent l="0" t="0" r="0" b="0"/>
+            <wp:docPr id="5" name="Picture 5"/>
+            <wp:cNvGraphicFramePr>
+              <a:graphicFrameLocks xmlns:a="http://schemas.openxmlformats.org/drawingml/2006/main" noChangeAspect="1"/>
+            </wp:cNvGraphicFramePr>
+            <a:graphic xmlns:a="http://schemas.openxmlformats.org/drawingml/2006/main">
+              <a:graphicData uri="http://schemas.openxmlformats.org/drawingml/2006/picture">
+                <pic:pic xmlns:pic="http://schemas.openxmlformats.org/drawingml/2006/picture">
+                  <pic:nvPicPr>
+                    <pic:cNvPr id="5" name="Picture 5"/>
+                    <pic:cNvPicPr/>
+                  </pic:nvPicPr>
+                  <pic:blipFill>
+                    <a:blip r:embed="rId7" cstate="print">
+                      <a:extLst>
+                        <a:ext uri="{28A0092B-C50C-407E-A947-70E740481C1C}">
+                          <a14:useLocalDpi xmlns:a14="http://schemas.microsoft.com/office/drawing/2010/main" val="0"/>
+                        </a:ext>
+                      </a:extLst>
+                    </a:blip>
+                    <a:stretch>
+                      <a:fillRect/>
+                    </a:stretch>
+                  </pic:blipFill>
+                  <pic:spPr>
+                    <a:xfrm>
+                      <a:off x="0" y="0"/>
+                      <a:ext cx="4843007" cy="2724459"/>
+                    </a:xfrm>
+                    <a:prstGeom prst="rect">
+                      <a:avLst/>
+                    </a:prstGeom>
+                  </pic:spPr>
+                </pic:pic>
+              </a:graphicData>
+            </a:graphic>
+          </wp:inline>
+        </w:drawing>
+      </w:r>
+      <w:r>
+        <w:rPr>
+          <w:rFonts w:ascii="Times New Roman" w:hAnsi="Times New Roman" w:cs="Times New Roman"/>
+        </w:rPr>
+        <w:br/>
+      </w:r>
+      <w:r>
+        <w:rPr>
+          <w:noProof/>
+        </w:rPr>
+        <w:drawing>
+          <wp:inline distT="0" distB="0" distL="0" distR="0" wp14:anchorId="643BC959" wp14:editId="64A84414">
+            <wp:extent cx="5731510" cy="2413000"/>
+            <wp:effectExtent l="0" t="0" r="2540" b="6350"/>
+            <wp:docPr id="4" name="Picture 4"/>
+            <wp:cNvGraphicFramePr>
+              <a:graphicFrameLocks xmlns:a="http://schemas.openxmlformats.org/drawingml/2006/main" noChangeAspect="1"/>
+            </wp:cNvGraphicFramePr>
+            <a:graphic xmlns:a="http://schemas.openxmlformats.org/drawingml/2006/main">
+              <a:graphicData uri="http://schemas.openxmlformats.org/drawingml/2006/picture">
+                <pic:pic xmlns:pic="http://schemas.openxmlformats.org/drawingml/2006/picture">
+                  <pic:nvPicPr>
+                    <pic:cNvPr id="0" name="Picture 1"/>
+                    <pic:cNvPicPr>
+                      <a:picLocks noChangeAspect="1" noChangeArrowheads="1"/>
+                    </pic:cNvPicPr>
+                  </pic:nvPicPr>
+                  <pic:blipFill>
+                    <a:blip r:embed="rId8" cstate="print">
+                      <a:extLst>
+                        <a:ext uri="{28A0092B-C50C-407E-A947-70E740481C1C}">
+                          <a14:useLocalDpi xmlns:a14="http://schemas.microsoft.com/office/drawing/2010/main" val="0"/>
+                        </a:ext>
+                      </a:extLst>
+                    </a:blip>
+                    <a:srcRect/>
+                    <a:stretch>
+                      <a:fillRect/>
+                    </a:stretch>
+                  </pic:blipFill>
+                  <pic:spPr bwMode="auto">
+                    <a:xfrm>
+                      <a:off x="0" y="0"/>
+                      <a:ext cx="5731510" cy="2413000"/>
+                    </a:xfrm>
+                    <a:prstGeom prst="rect">
+                      <a:avLst/>
+                    </a:prstGeom>
+                    <a:noFill/>
+                    <a:ln>
+                      <a:noFill/>
+                    </a:ln>
+                  </pic:spPr>
+                </pic:pic>
+              </a:graphicData>
+            </a:graphic>
+          </wp:inline>
+        </w:drawing>
+      </w:r>
+    </w:p>
+    <w:p>
+      <w:r>
+        <w:rPr>
+          <w:noProof/>
+        </w:rPr>
+        <w:lastRenderedPageBreak/>
+        <w:drawing>
+          <wp:inline distT="0" distB="0" distL="0" distR="0" wp14:anchorId="2648B0EC" wp14:editId="4DB818AA">
+            <wp:extent cx="5731510" cy="1087755"/>
+            <wp:effectExtent l="0" t="0" r="2540" b="0"/>
+            <wp:docPr id="3" name="Picture 3"/>
+            <wp:cNvGraphicFramePr>
+              <a:graphicFrameLocks xmlns:a="http://schemas.openxmlformats.org/drawingml/2006/main" noChangeAspect="1"/>
+            </wp:cNvGraphicFramePr>
+            <a:graphic xmlns:a="http://schemas.openxmlformats.org/drawingml/2006/main">
+              <a:graphicData uri="http://schemas.openxmlformats.org/drawingml/2006/picture">
+                <pic:pic xmlns:pic="http://schemas.openxmlformats.org/drawingml/2006/picture">
+                  <pic:nvPicPr>
+                    <pic:cNvPr id="3" name="Picture 3"/>
+                    <pic:cNvPicPr/>
+                  </pic:nvPicPr>
+                  <pic:blipFill>
+                    <a:blip r:embed="rId9">
+                      <a:extLst>
+                        <a:ext uri="{28A0092B-C50C-407E-A947-70E740481C1C}">
+                          <a14:useLocalDpi xmlns:a14="http://schemas.microsoft.com/office/drawing/2010/main" val="0"/>
+                        </a:ext>
+                      </a:extLst>
+                    </a:blip>
+                    <a:stretch>
+                      <a:fillRect/>
+                    </a:stretch>
+                  </pic:blipFill>
+                  <pic:spPr>
+                    <a:xfrm>
+                      <a:off x="0" y="0"/>
+                      <a:ext cx="5731510" cy="1087755"/>
+                    </a:xfrm>
+                    <a:prstGeom prst="rect">
+                      <a:avLst/>
+                    </a:prstGeom>
+                  </pic:spPr>
+                </pic:pic>
+              </a:graphicData>
+            </a:graphic>
+          </wp:inline>
+        </w:drawing>
+      </w:r>
+    </w:p>
+    <w:p>
+      <w:pPr>
+        <w:rPr>
+          <w:rFonts w:ascii="Times New Roman" w:hAnsi="Times New Roman" w:cs="Times New Roman"/>
+        </w:rPr>
+      </w:pPr>
     </w:p>
     <w:sectPr>
       <w:pgSz w:w="11906" w:h="16838" w:code="9"/>
